--- a/research_program/Synthesis_v3_3_UK.docx
+++ b/research_program/Synthesis_v3_3_UK.docx
@@ -331,7 +331,7 @@
         <w:t xml:space="preserve">апріорним розподілом за вимірним походженням</w:t>
       </w:r>
       <w:r>
-        <w:t xml:space="preserve">: ймовірність присутності P_presence(k) ~ (r_k/L_k)^{k−4} означає, що види з вищого вимірного походження систематично менш імовірно присутні у редукуючому об’ємі нашої ділянки. (iv) Новий §14 формалізує три перехресні зв’язки між системами (CL1–CL3), що надають незалежні вилучення ν та переінтерпретацію результату P8c із неправильним знаком.</w:t>
+        <w:t xml:space="preserve">: ймовірність присутності P_presence(k) ~ (r_k/L_k)^{k−4} означає, що види з вищого вимірного походження систематично менш імовірно присутні у редукуючому об’ємі нашої ділянки. (iv) Новий §14 формалізує три перехресні зв’язки між системами (CL1–CL3), що надають незалежні вилучення ν та переінтерпретацію результату P8c із неправильним знаком. (v) §8 тепер є повною табульованою карткою передбачень, що охоплює усі 38 пунктів (P1–P38), з механізмом, спостережуваною, статусом-через-раунд-5, вирішальним тестом та шаром фальсифікованості на передбачення. (vi) §9 розширено результатами раунду 5; новий §15 детально подає дванадцятитестову батарею на відкритих даних (перенесено з додатку §18 CCDR v7.3).</w:t>
       </w:r>
     </w:p>
     <w:bookmarkEnd w:id="20"/>
@@ -2209,13 +2209,13 @@
       </w:r>
     </w:p>
     <w:bookmarkEnd w:id="62"/>
-    <w:bookmarkStart w:id="63" w:name="Xb102f3882fcca63408ba4ceab5f950a0670def9"/>
+    <w:bookmarkStart w:id="63" w:name="повна-таблиця-передбачень"/>
     <w:p>
       <w:pPr>
         <w:pStyle w:val="Heading1"/>
       </w:pPr>
       <w:r>
-        <w:t xml:space="preserve">8. Повний список передбачень із детальними описами</w:t>
+        <w:t xml:space="preserve">8. Повна таблиця передбачень</w:t>
       </w:r>
     </w:p>
     <w:p>
@@ -2223,7 +2223,3612 @@
         <w:pStyle w:val="FirstParagraph"/>
       </w:pPr>
       <w:r>
-        <w:t xml:space="preserve">Ідентичний §13 CCDR v7.3 — див. той документ для повних прозових описів усіх 38 пронумерованих передбачень, включно із сімома новими передбаченнями P32–P38, введеними у v7.3 / v3.3:</w:t>
+        <w:t xml:space="preserve">Тридцять вісім пронумерованих передбачень, що несуться разом із CCDR v7.3 §13. Повні прозові описи кожного з’являються у тому документі; таблиця нижче дає зведене резюме зі статусом, оновленим до раунду 5 тестування на відкритих даних (§15 нижче). Стовпець «Шар» посилається на п’ятишарову ієрархію фальсифікованості (§5).</w:t>
+      </w:r>
+    </w:p>
+    <w:tbl>
+      <w:tblPr>
+        <w:tblStyle w:val="Table"/>
+        <w:tblW w:type="pct" w:w="5000"/>
+        <w:tblLook w:firstRow="1" w:lastRow="0" w:firstColumn="0" w:lastColumn="0" w:noHBand="0" w:noVBand="0" w:val="0020"/>
+        <w:jc w:val="start"/>
+      </w:tblPr>
+      <w:tblGrid>
+        <w:gridCol w:w="1131"/>
+        <w:gridCol w:w="1131"/>
+        <w:gridCol w:w="1131"/>
+        <w:gridCol w:w="1131"/>
+        <w:gridCol w:w="1131"/>
+        <w:gridCol w:w="1131"/>
+        <w:gridCol w:w="1131"/>
+      </w:tblGrid>
+      <w:tr>
+        <w:trPr>
+          <w:tblHeader w:val="true"/>
+        </w:trPr>
+        <w:tc>
+          <w:tcPr/>
+          <w:p>
+            <w:pPr>
+              <w:pStyle w:val="Compact"/>
+              <w:jc w:val="left"/>
+            </w:pPr>
+            <w:r>
+              <w:t xml:space="preserve">ID</w:t>
+            </w:r>
+          </w:p>
+        </w:tc>
+        <w:tc>
+          <w:tcPr/>
+          <w:p>
+            <w:pPr>
+              <w:pStyle w:val="Compact"/>
+              <w:jc w:val="left"/>
+            </w:pPr>
+            <w:r>
+              <w:t xml:space="preserve">Короткий опис</w:t>
+            </w:r>
+          </w:p>
+        </w:tc>
+        <w:tc>
+          <w:tcPr/>
+          <w:p>
+            <w:pPr>
+              <w:pStyle w:val="Compact"/>
+              <w:jc w:val="left"/>
+            </w:pPr>
+            <w:r>
+              <w:t xml:space="preserve">Механізм / розділ</w:t>
+            </w:r>
+          </w:p>
+        </w:tc>
+        <w:tc>
+          <w:tcPr/>
+          <w:p>
+            <w:pPr>
+              <w:pStyle w:val="Compact"/>
+              <w:jc w:val="left"/>
+            </w:pPr>
+            <w:r>
+              <w:t xml:space="preserve">Спостережувана</w:t>
+            </w:r>
+          </w:p>
+        </w:tc>
+        <w:tc>
+          <w:tcPr/>
+          <w:p>
+            <w:pPr>
+              <w:pStyle w:val="Compact"/>
+              <w:jc w:val="left"/>
+            </w:pPr>
+            <w:r>
+              <w:t xml:space="preserve">Статус (через раунд 5)</w:t>
+            </w:r>
+          </w:p>
+        </w:tc>
+        <w:tc>
+          <w:tcPr/>
+          <w:p>
+            <w:pPr>
+              <w:pStyle w:val="Compact"/>
+              <w:jc w:val="left"/>
+            </w:pPr>
+            <w:r>
+              <w:t xml:space="preserve">Вирішальний тест</w:t>
+            </w:r>
+          </w:p>
+        </w:tc>
+        <w:tc>
+          <w:tcPr/>
+          <w:p>
+            <w:pPr>
+              <w:pStyle w:val="Compact"/>
+              <w:jc w:val="left"/>
+            </w:pPr>
+            <w:r>
+              <w:t xml:space="preserve">Шар</w:t>
+            </w:r>
+          </w:p>
+        </w:tc>
+      </w:tr>
+      <w:tr>
+        <w:tc>
+          <w:tcPr/>
+          <w:p>
+            <w:pPr>
+              <w:pStyle w:val="Compact"/>
+              <w:jc w:val="left"/>
+            </w:pPr>
+            <w:r>
+              <w:t xml:space="preserve">P1</w:t>
+            </w:r>
+          </w:p>
+        </w:tc>
+        <w:tc>
+          <w:tcPr/>
+          <w:p>
+            <w:pPr>
+              <w:pStyle w:val="Compact"/>
+              <w:jc w:val="left"/>
+            </w:pPr>
+            <w:r>
+              <w:t xml:space="preserve">Зсув масштабу BAO від RVM</w:t>
+            </w:r>
+          </w:p>
+        </w:tc>
+        <w:tc>
+          <w:tcPr/>
+          <w:p>
+            <w:pPr>
+              <w:pStyle w:val="Compact"/>
+              <w:jc w:val="left"/>
+            </w:pPr>
+            <w:r>
+              <w:t xml:space="preserve">ρ_vac(H) модифікує акустичний горизонт; §2</w:t>
+            </w:r>
+          </w:p>
+        </w:tc>
+        <w:tc>
+          <w:tcPr/>
+          <w:p>
+            <w:pPr>
+              <w:pStyle w:val="Compact"/>
+              <w:jc w:val="left"/>
+            </w:pPr>
+            <w:r>
+              <w:t xml:space="preserve">BAO на кількох z</w:t>
+            </w:r>
+          </w:p>
+        </w:tc>
+        <w:tc>
+          <w:tcPr/>
+          <w:p>
+            <w:pPr>
+              <w:pStyle w:val="Compact"/>
+              <w:jc w:val="left"/>
+            </w:pPr>
+            <w:r>
+              <w:t xml:space="preserve">Неоднозначно (несено низько-z SNe; 30× розбіжність CL1 трикутника посилює систематичне читання)</w:t>
+            </w:r>
+          </w:p>
+        </w:tc>
+        <w:tc>
+          <w:tcPr/>
+          <w:p>
+            <w:pPr>
+              <w:pStyle w:val="Compact"/>
+              <w:jc w:val="left"/>
+            </w:pPr>
+            <w:r>
+              <w:t xml:space="preserve">DESI DR3 (2027)</w:t>
+            </w:r>
+          </w:p>
+        </w:tc>
+        <w:tc>
+          <w:tcPr/>
+          <w:p>
+            <w:pPr>
+              <w:pStyle w:val="Compact"/>
+              <w:jc w:val="left"/>
+            </w:pPr>
+            <w:r>
+              <w:t xml:space="preserve">4</w:t>
+            </w:r>
+          </w:p>
+        </w:tc>
+      </w:tr>
+      <w:tr>
+        <w:tc>
+          <w:tcPr/>
+          <w:p>
+            <w:pPr>
+              <w:pStyle w:val="Compact"/>
+              <w:jc w:val="left"/>
+            </w:pPr>
+            <w:r>
+              <w:t xml:space="preserve">P2</w:t>
+            </w:r>
+          </w:p>
+        </w:tc>
+        <w:tc>
+          <w:tcPr/>
+          <w:p>
+            <w:pPr>
+              <w:pStyle w:val="Compact"/>
+              <w:jc w:val="left"/>
+            </w:pPr>
+            <w:r>
+              <w:t xml:space="preserve">Негаусів біспектр</w:t>
+            </w:r>
+          </w:p>
+        </w:tc>
+        <w:tc>
+          <w:tcPr/>
+          <w:p>
+            <w:pPr>
+              <w:pStyle w:val="Compact"/>
+              <w:jc w:val="left"/>
+            </w:pPr>
+            <w:r>
+              <w:t xml:space="preserve">fNL зернистої структури; §8.1</w:t>
+            </w:r>
+          </w:p>
+        </w:tc>
+        <w:tc>
+          <w:tcPr/>
+          <w:p>
+            <w:pPr>
+              <w:pStyle w:val="Compact"/>
+              <w:jc w:val="left"/>
+            </w:pPr>
+            <w:r>
+              <w:t xml:space="preserve">Галактичний біспектр</w:t>
+            </w:r>
+          </w:p>
+        </w:tc>
+        <w:tc>
+          <w:tcPr/>
+          <w:p>
+            <w:pPr>
+              <w:pStyle w:val="Compact"/>
+              <w:jc w:val="left"/>
+            </w:pPr>
+            <w:r>
+              <w:t xml:space="preserve">Не перевірено</w:t>
+            </w:r>
+          </w:p>
+        </w:tc>
+        <w:tc>
+          <w:tcPr/>
+          <w:p>
+            <w:pPr>
+              <w:pStyle w:val="Compact"/>
+              <w:jc w:val="left"/>
+            </w:pPr>
+            <w:r>
+              <w:t xml:space="preserve">Euclid 6-рр біспектр</w:t>
+            </w:r>
+          </w:p>
+        </w:tc>
+        <w:tc>
+          <w:tcPr/>
+          <w:p>
+            <w:pPr>
+              <w:pStyle w:val="Compact"/>
+              <w:jc w:val="left"/>
+            </w:pPr>
+            <w:r>
+              <w:t xml:space="preserve">4</w:t>
+            </w:r>
+          </w:p>
+        </w:tc>
+      </w:tr>
+      <w:tr>
+        <w:tc>
+          <w:tcPr/>
+          <w:p>
+            <w:pPr>
+              <w:pStyle w:val="Compact"/>
+              <w:jc w:val="left"/>
+            </w:pPr>
+            <w:r>
+              <w:t xml:space="preserve">P3</w:t>
+            </w:r>
+          </w:p>
+        </w:tc>
+        <w:tc>
+          <w:tcPr/>
+          <w:p>
+            <w:pPr>
+              <w:pStyle w:val="Compact"/>
+              <w:jc w:val="left"/>
+            </w:pPr>
+            <w:r>
+              <w:t xml:space="preserve">Орієнтаційна кореляція філаментів</w:t>
+            </w:r>
+          </w:p>
+        </w:tc>
+        <w:tc>
+          <w:tcPr/>
+          <w:p>
+            <w:pPr>
+              <w:pStyle w:val="Compact"/>
+              <w:jc w:val="left"/>
+            </w:pPr>
+            <w:r>
+              <w:t xml:space="preserve">Орієнтація меж зерен; §8.2</w:t>
+            </w:r>
+          </w:p>
+        </w:tc>
+        <w:tc>
+          <w:tcPr/>
+          <w:p>
+            <w:pPr>
+              <w:pStyle w:val="Compact"/>
+              <w:jc w:val="left"/>
+            </w:pPr>
+            <w:r>
+              <w:t xml:space="preserve">Кореляція орієнтації</w:t>
+            </w:r>
+          </w:p>
+        </w:tc>
+        <w:tc>
+          <w:tcPr/>
+          <w:p>
+            <w:pPr>
+              <w:pStyle w:val="Compact"/>
+              <w:jc w:val="left"/>
+            </w:pPr>
+            <w:r>
+              <w:t xml:space="preserve">Неоднозначно (раунд 5: повна-вибірка r≈0.20 стабільна; щільнісна залежність +1.32σ у очікуваному напрямку на проксі)</w:t>
+            </w:r>
+          </w:p>
+        </w:tc>
+        <w:tc>
+          <w:tcPr/>
+          <w:p>
+            <w:pPr>
+              <w:pStyle w:val="Compact"/>
+              <w:jc w:val="left"/>
+            </w:pPr>
+            <w:r>
+              <w:t xml:space="preserve">LSST Y1</w:t>
+            </w:r>
+          </w:p>
+        </w:tc>
+        <w:tc>
+          <w:tcPr/>
+          <w:p>
+            <w:pPr>
+              <w:pStyle w:val="Compact"/>
+              <w:jc w:val="left"/>
+            </w:pPr>
+            <w:r>
+              <w:t xml:space="preserve">4</w:t>
+            </w:r>
+          </w:p>
+        </w:tc>
+      </w:tr>
+      <w:tr>
+        <w:tc>
+          <w:tcPr/>
+          <w:p>
+            <w:pPr>
+              <w:pStyle w:val="Compact"/>
+              <w:jc w:val="left"/>
+            </w:pPr>
+            <w:r>
+              <w:t xml:space="preserve">P4</w:t>
+            </w:r>
+          </w:p>
+        </w:tc>
+        <w:tc>
+          <w:tcPr/>
+          <w:p>
+            <w:pPr>
+              <w:pStyle w:val="Compact"/>
+              <w:jc w:val="left"/>
+            </w:pPr>
+            <w:r>
+              <w:t xml:space="preserve">Аномалії великих кутів CMB</w:t>
+            </w:r>
+          </w:p>
+        </w:tc>
+        <w:tc>
+          <w:tcPr/>
+          <w:p>
+            <w:pPr>
+              <w:pStyle w:val="Compact"/>
+              <w:jc w:val="left"/>
+            </w:pPr>
+            <w:r>
+              <w:t xml:space="preserve">Анізотропна редукція на LSS</w:t>
+            </w:r>
+          </w:p>
+        </w:tc>
+        <w:tc>
+          <w:tcPr/>
+          <w:p>
+            <w:pPr>
+              <w:pStyle w:val="Compact"/>
+              <w:jc w:val="left"/>
+            </w:pPr>
+            <w:r>
+              <w:t xml:space="preserve">ℓ&lt;20 вирівнювання</w:t>
+            </w:r>
+          </w:p>
+        </w:tc>
+        <w:tc>
+          <w:tcPr/>
+          <w:p>
+            <w:pPr>
+              <w:pStyle w:val="Compact"/>
+              <w:jc w:val="left"/>
+            </w:pPr>
+            <w:r>
+              <w:t xml:space="preserve">Непереконливо (Planck крос-продукти p=0.23/0.96/0.61)</w:t>
+            </w:r>
+          </w:p>
+        </w:tc>
+        <w:tc>
+          <w:tcPr/>
+          <w:p>
+            <w:pPr>
+              <w:pStyle w:val="Compact"/>
+              <w:jc w:val="left"/>
+            </w:pPr>
+            <w:r>
+              <w:t xml:space="preserve">LiteBIRD</w:t>
+            </w:r>
+          </w:p>
+        </w:tc>
+        <w:tc>
+          <w:tcPr/>
+          <w:p>
+            <w:pPr>
+              <w:pStyle w:val="Compact"/>
+              <w:jc w:val="left"/>
+            </w:pPr>
+            <w:r>
+              <w:t xml:space="preserve">4</w:t>
+            </w:r>
+          </w:p>
+        </w:tc>
+      </w:tr>
+      <w:tr>
+        <w:tc>
+          <w:tcPr/>
+          <w:p>
+            <w:pPr>
+              <w:pStyle w:val="Compact"/>
+              <w:jc w:val="left"/>
+            </w:pPr>
+            <w:r>
+              <w:t xml:space="preserve">P5</w:t>
+            </w:r>
+          </w:p>
+        </w:tc>
+        <w:tc>
+          <w:tcPr/>
+          <w:p>
+            <w:pPr>
+              <w:pStyle w:val="Compact"/>
+              <w:jc w:val="left"/>
+            </w:pPr>
+            <w:r>
+              <w:t xml:space="preserve">KSS в’язкість η/s = ℏ/(4πk_B)</w:t>
+            </w:r>
+          </w:p>
+        </w:tc>
+        <w:tc>
+          <w:tcPr/>
+          <w:p>
+            <w:pPr>
+              <w:pStyle w:val="Compact"/>
+              <w:jc w:val="left"/>
+            </w:pPr>
+            <w:r>
+              <w:t xml:space="preserve">Універсальність фазової межі; §5.1</w:t>
+            </w:r>
+          </w:p>
+        </w:tc>
+        <w:tc>
+          <w:tcPr/>
+          <w:p>
+            <w:pPr>
+              <w:pStyle w:val="Compact"/>
+              <w:jc w:val="left"/>
+            </w:pPr>
+            <w:r>
+              <w:t xml:space="preserve">QGP η/s</w:t>
+            </w:r>
+          </w:p>
+        </w:tc>
+        <w:tc>
+          <w:tcPr/>
+          <w:p>
+            <w:pPr>
+              <w:pStyle w:val="Compact"/>
+              <w:jc w:val="left"/>
+            </w:pPr>
+            <w:r>
+              <w:t xml:space="preserve">Частково підтверджено (ALICE/CMS ≈ 1.4 × KSS)</w:t>
+            </w:r>
+          </w:p>
+        </w:tc>
+        <w:tc>
+          <w:tcPr/>
+          <w:p>
+            <w:pPr>
+              <w:pStyle w:val="Compact"/>
+              <w:jc w:val="left"/>
+            </w:pPr>
+            <w:r>
+              <w:t xml:space="preserve">RHIC BES-II</w:t>
+            </w:r>
+          </w:p>
+        </w:tc>
+        <w:tc>
+          <w:tcPr/>
+          <w:p>
+            <w:pPr>
+              <w:pStyle w:val="Compact"/>
+              <w:jc w:val="left"/>
+            </w:pPr>
+            <w:r>
+              <w:t xml:space="preserve">2</w:t>
+            </w:r>
+          </w:p>
+        </w:tc>
+      </w:tr>
+      <w:tr>
+        <w:tc>
+          <w:tcPr/>
+          <w:p>
+            <w:pPr>
+              <w:pStyle w:val="Compact"/>
+              <w:jc w:val="left"/>
+            </w:pPr>
+            <w:r>
+              <w:t xml:space="preserve">P6</w:t>
+            </w:r>
+          </w:p>
+        </w:tc>
+        <w:tc>
+          <w:tcPr/>
+          <w:p>
+            <w:pPr>
+              <w:pStyle w:val="Compact"/>
+              <w:jc w:val="left"/>
+            </w:pPr>
+            <w:r>
+              <w:t xml:space="preserve">Облямівки гало DM</w:t>
+            </w:r>
+          </w:p>
+        </w:tc>
+        <w:tc>
+          <w:tcPr/>
+          <w:p>
+            <w:pPr>
+              <w:pStyle w:val="Compact"/>
+              <w:jc w:val="left"/>
+            </w:pPr>
+            <w:r>
+              <w:t xml:space="preserve">Субструктура редукуючого об’єму</w:t>
+            </w:r>
+          </w:p>
+        </w:tc>
+        <w:tc>
+          <w:tcPr/>
+          <w:p>
+            <w:pPr>
+              <w:pStyle w:val="Compact"/>
+              <w:jc w:val="left"/>
+            </w:pPr>
+            <w:r>
+              <w:t xml:space="preserve">Профілі сплеску</w:t>
+            </w:r>
+          </w:p>
+        </w:tc>
+        <w:tc>
+          <w:tcPr/>
+          <w:p>
+            <w:pPr>
+              <w:pStyle w:val="Compact"/>
+              <w:jc w:val="left"/>
+            </w:pPr>
+            <w:r>
+              <w:t xml:space="preserve">Не перевірено</w:t>
+            </w:r>
+          </w:p>
+        </w:tc>
+        <w:tc>
+          <w:tcPr/>
+          <w:p>
+            <w:pPr>
+              <w:pStyle w:val="Compact"/>
+              <w:jc w:val="left"/>
+            </w:pPr>
+            <w:r>
+              <w:t xml:space="preserve">ELT + Roman</w:t>
+            </w:r>
+          </w:p>
+        </w:tc>
+        <w:tc>
+          <w:tcPr/>
+          <w:p>
+            <w:pPr>
+              <w:pStyle w:val="Compact"/>
+              <w:jc w:val="left"/>
+            </w:pPr>
+            <w:r>
+              <w:t xml:space="preserve">4</w:t>
+            </w:r>
+          </w:p>
+        </w:tc>
+      </w:tr>
+      <w:tr>
+        <w:tc>
+          <w:tcPr/>
+          <w:p>
+            <w:pPr>
+              <w:pStyle w:val="Compact"/>
+              <w:jc w:val="left"/>
+            </w:pPr>
+            <w:r>
+              <w:t xml:space="preserve">P7</w:t>
+            </w:r>
+          </w:p>
+        </w:tc>
+        <w:tc>
+          <w:tcPr/>
+          <w:p>
+            <w:pPr>
+              <w:pStyle w:val="Compact"/>
+              <w:jc w:val="left"/>
+            </w:pPr>
+            <w:r>
+              <w:t xml:space="preserve">Осциляція EOS темної енергії</w:t>
+            </w:r>
+          </w:p>
+        </w:tc>
+        <w:tc>
+          <w:tcPr/>
+          <w:p>
+            <w:pPr>
+              <w:pStyle w:val="Compact"/>
+              <w:jc w:val="left"/>
+            </w:pPr>
+            <w:r>
+              <w:t xml:space="preserve">Багато/однопікова w(z)</w:t>
+            </w:r>
+          </w:p>
+        </w:tc>
+        <w:tc>
+          <w:tcPr/>
+          <w:p>
+            <w:pPr>
+              <w:pStyle w:val="Compact"/>
+              <w:jc w:val="left"/>
+            </w:pPr>
+            <w:r>
+              <w:t xml:space="preserve">DESI BAO</w:t>
+            </w:r>
+          </w:p>
+        </w:tc>
+        <w:tc>
+          <w:tcPr/>
+          <w:p>
+            <w:pPr>
+              <w:pStyle w:val="Compact"/>
+              <w:jc w:val="left"/>
+            </w:pPr>
+            <w:r>
+              <w:rPr>
+                <w:bCs/>
+                <w:b/>
+              </w:rPr>
+              <w:t xml:space="preserve">Відкликано</w:t>
+            </w:r>
+            <w:r>
+              <w:t xml:space="preserve"> </w:t>
+            </w:r>
+            <w:r>
+              <w:t xml:space="preserve">(обидві форми не пройшли)</w:t>
+            </w:r>
+          </w:p>
+        </w:tc>
+        <w:tc>
+          <w:tcPr/>
+          <w:p>
+            <w:pPr>
+              <w:pStyle w:val="Compact"/>
+              <w:jc w:val="left"/>
+            </w:pPr>
+            <w:r>
+              <w:t xml:space="preserve">—</w:t>
+            </w:r>
+          </w:p>
+        </w:tc>
+        <w:tc>
+          <w:tcPr/>
+          <w:p>
+            <w:pPr>
+              <w:pStyle w:val="Compact"/>
+              <w:jc w:val="left"/>
+            </w:pPr>
+            <w:r>
+              <w:t xml:space="preserve">4</w:t>
+            </w:r>
+          </w:p>
+        </w:tc>
+      </w:tr>
+      <w:tr>
+        <w:tc>
+          <w:tcPr/>
+          <w:p>
+            <w:pPr>
+              <w:pStyle w:val="Compact"/>
+              <w:jc w:val="left"/>
+            </w:pPr>
+            <w:r>
+              <w:t xml:space="preserve">P8</w:t>
+            </w:r>
+          </w:p>
+        </w:tc>
+        <w:tc>
+          <w:tcPr/>
+          <w:p>
+            <w:pPr>
+              <w:pStyle w:val="Compact"/>
+              <w:jc w:val="left"/>
+            </w:pPr>
+            <w:r>
+              <w:t xml:space="preserve">Биття DM у таймінгу пульсарів</w:t>
+            </w:r>
+          </w:p>
+        </w:tc>
+        <w:tc>
+          <w:tcPr/>
+          <w:p>
+            <w:pPr>
+              <w:pStyle w:val="Compact"/>
+              <w:jc w:val="left"/>
+            </w:pPr>
+            <w:r>
+              <w:t xml:space="preserve">ω_DM проти обертання пульсара; §7.3</w:t>
+            </w:r>
+          </w:p>
+        </w:tc>
+        <w:tc>
+          <w:tcPr/>
+          <w:p>
+            <w:pPr>
+              <w:pStyle w:val="Compact"/>
+              <w:jc w:val="left"/>
+            </w:pPr>
+            <w:r>
+              <w:t xml:space="preserve">Залишки PTA</w:t>
+            </w:r>
+          </w:p>
+        </w:tc>
+        <w:tc>
+          <w:tcPr/>
+          <w:p>
+            <w:pPr>
+              <w:pStyle w:val="Compact"/>
+              <w:jc w:val="left"/>
+            </w:pPr>
+            <w:r>
+              <w:t xml:space="preserve">Нуль (NANOGrav 15-рр 0.96σ)</w:t>
+            </w:r>
+          </w:p>
+        </w:tc>
+        <w:tc>
+          <w:tcPr/>
+          <w:p>
+            <w:pPr>
+              <w:pStyle w:val="Compact"/>
+              <w:jc w:val="left"/>
+            </w:pPr>
+            <w:r>
+              <w:t xml:space="preserve">—</w:t>
+            </w:r>
+          </w:p>
+        </w:tc>
+        <w:tc>
+          <w:tcPr/>
+          <w:p>
+            <w:pPr>
+              <w:pStyle w:val="Compact"/>
+              <w:jc w:val="left"/>
+            </w:pPr>
+            <w:r>
+              <w:t xml:space="preserve">4</w:t>
+            </w:r>
+          </w:p>
+        </w:tc>
+      </w:tr>
+      <w:tr>
+        <w:tc>
+          <w:tcPr/>
+          <w:p>
+            <w:pPr>
+              <w:pStyle w:val="Compact"/>
+              <w:jc w:val="left"/>
+            </w:pPr>
+            <w:r>
+              <w:t xml:space="preserve">P8a</w:t>
+            </w:r>
+          </w:p>
+        </w:tc>
+        <w:tc>
+          <w:tcPr/>
+          <w:p>
+            <w:pPr>
+              <w:pStyle w:val="Compact"/>
+              <w:jc w:val="left"/>
+            </w:pPr>
+            <w:r>
+              <w:t xml:space="preserve">Гелінгс-Даунс гексаполярний (ℓ=6)</w:t>
+            </w:r>
+          </w:p>
+        </w:tc>
+        <w:tc>
+          <w:tcPr/>
+          <w:p>
+            <w:pPr>
+              <w:pStyle w:val="Compact"/>
+              <w:jc w:val="left"/>
+            </w:pPr>
+            <w:r>
+              <w:t xml:space="preserve">CDT C-фаза 6-кратна BZ</w:t>
+            </w:r>
+          </w:p>
+        </w:tc>
+        <w:tc>
+          <w:tcPr/>
+          <w:p>
+            <w:pPr>
+              <w:pStyle w:val="Compact"/>
+              <w:jc w:val="left"/>
+            </w:pPr>
+            <w:r>
+              <w:t xml:space="preserve">PTA HD-залишки</w:t>
+            </w:r>
+          </w:p>
+        </w:tc>
+        <w:tc>
+          <w:tcPr/>
+          <w:p>
+            <w:pPr>
+              <w:pStyle w:val="Compact"/>
+              <w:jc w:val="left"/>
+            </w:pPr>
+            <w:r>
+              <w:t xml:space="preserve">Структурно неперевірювано (300 000× нижче NG15)</w:t>
+            </w:r>
+          </w:p>
+        </w:tc>
+        <w:tc>
+          <w:tcPr/>
+          <w:p>
+            <w:pPr>
+              <w:pStyle w:val="Compact"/>
+              <w:jc w:val="left"/>
+            </w:pPr>
+            <w:r>
+              <w:t xml:space="preserve">—</w:t>
+            </w:r>
+          </w:p>
+        </w:tc>
+        <w:tc>
+          <w:tcPr/>
+          <w:p>
+            <w:pPr>
+              <w:pStyle w:val="Compact"/>
+              <w:jc w:val="left"/>
+            </w:pPr>
+            <w:r>
+              <w:t xml:space="preserve">0</w:t>
+            </w:r>
+          </w:p>
+        </w:tc>
+      </w:tr>
+      <w:tr>
+        <w:tc>
+          <w:tcPr/>
+          <w:p>
+            <w:pPr>
+              <w:pStyle w:val="Compact"/>
+              <w:jc w:val="left"/>
+            </w:pPr>
+            <w:r>
+              <w:t xml:space="preserve">P8b</w:t>
+            </w:r>
+          </w:p>
+        </w:tc>
+        <w:tc>
+          <w:tcPr/>
+          <w:p>
+            <w:pPr>
+              <w:pStyle w:val="Compact"/>
+              <w:jc w:val="left"/>
+            </w:pPr>
+            <w:r>
+              <w:t xml:space="preserve">Зсув спектрального індексу GW</w:t>
+            </w:r>
+          </w:p>
+        </w:tc>
+        <w:tc>
+          <w:tcPr/>
+          <w:p>
+            <w:pPr>
+              <w:pStyle w:val="Compact"/>
+              <w:jc w:val="left"/>
+            </w:pPr>
+            <w:r>
+              <w:t xml:space="preserve">δn_GW ~ ν/3</w:t>
+            </w:r>
+          </w:p>
+        </w:tc>
+        <w:tc>
+          <w:tcPr/>
+          <w:p>
+            <w:pPr>
+              <w:pStyle w:val="Compact"/>
+              <w:jc w:val="left"/>
+            </w:pPr>
+            <w:r>
+              <w:t xml:space="preserve">Спектр SGWB</w:t>
+            </w:r>
+          </w:p>
+        </w:tc>
+        <w:tc>
+          <w:tcPr/>
+          <w:p>
+            <w:pPr>
+              <w:pStyle w:val="Compact"/>
+              <w:jc w:val="left"/>
+            </w:pPr>
+            <w:r>
+              <w:t xml:space="preserve">Маргінально (потрібно 300× точніше)</w:t>
+            </w:r>
+          </w:p>
+        </w:tc>
+        <w:tc>
+          <w:tcPr/>
+          <w:p>
+            <w:pPr>
+              <w:pStyle w:val="Compact"/>
+              <w:jc w:val="left"/>
+            </w:pPr>
+            <w:r>
+              <w:t xml:space="preserve">SKA</w:t>
+            </w:r>
+          </w:p>
+        </w:tc>
+        <w:tc>
+          <w:tcPr/>
+          <w:p>
+            <w:pPr>
+              <w:pStyle w:val="Compact"/>
+              <w:jc w:val="left"/>
+            </w:pPr>
+            <w:r>
+              <w:t xml:space="preserve">4</w:t>
+            </w:r>
+          </w:p>
+        </w:tc>
+      </w:tr>
+      <w:tr>
+        <w:tc>
+          <w:tcPr/>
+          <w:p>
+            <w:pPr>
+              <w:pStyle w:val="Compact"/>
+              <w:jc w:val="left"/>
+            </w:pPr>
+            <w:r>
+              <w:t xml:space="preserve">P8c</w:t>
+            </w:r>
+          </w:p>
+        </w:tc>
+        <w:tc>
+          <w:tcPr/>
+          <w:p>
+            <w:pPr>
+              <w:pStyle w:val="Compact"/>
+              <w:jc w:val="left"/>
+            </w:pPr>
+            <w:r>
+              <w:t xml:space="preserve">PTA × космічна павутина (CL2)</w:t>
+            </w:r>
+          </w:p>
+        </w:tc>
+        <w:tc>
+          <w:tcPr/>
+          <w:p>
+            <w:pPr>
+              <w:pStyle w:val="Compact"/>
+              <w:jc w:val="left"/>
+            </w:pPr>
+            <w:r>
+              <w:t xml:space="preserve">Крос-патч склад; §4.5</w:t>
+            </w:r>
+          </w:p>
+        </w:tc>
+        <w:tc>
+          <w:tcPr/>
+          <w:p>
+            <w:pPr>
+              <w:pStyle w:val="Compact"/>
+              <w:jc w:val="left"/>
+            </w:pPr>
+            <w:r>
+              <w:t xml:space="preserve">GW-щільнісна кореляція</w:t>
+            </w:r>
+          </w:p>
+        </w:tc>
+        <w:tc>
+          <w:tcPr/>
+          <w:p>
+            <w:pPr>
+              <w:pStyle w:val="Compact"/>
+              <w:jc w:val="left"/>
+            </w:pPr>
+            <w:r>
+              <w:rPr>
+                <w:bCs/>
+                <w:b/>
+              </w:rPr>
+              <w:t xml:space="preserve">Раунд 5: НА КОРИСТЬ ПОЗИТИВНОГО через CL2</w:t>
+            </w:r>
+            <w:r>
+              <w:t xml:space="preserve">: r = +0.524 крос-кореляція з P30 κ-полем</w:t>
+            </w:r>
+          </w:p>
+        </w:tc>
+        <w:tc>
+          <w:tcPr/>
+          <w:p>
+            <w:pPr>
+              <w:pStyle w:val="Compact"/>
+              <w:jc w:val="left"/>
+            </w:pPr>
+            <w:r>
+              <w:t xml:space="preserve">PTA × Planck PR4 κ</w:t>
+            </w:r>
+          </w:p>
+        </w:tc>
+        <w:tc>
+          <w:tcPr/>
+          <w:p>
+            <w:pPr>
+              <w:pStyle w:val="Compact"/>
+              <w:jc w:val="left"/>
+            </w:pPr>
+            <w:r>
+              <w:t xml:space="preserve">4</w:t>
+            </w:r>
+          </w:p>
+        </w:tc>
+      </w:tr>
+      <w:tr>
+        <w:tc>
+          <w:tcPr/>
+          <w:p>
+            <w:pPr>
+              <w:pStyle w:val="Compact"/>
+              <w:jc w:val="left"/>
+            </w:pPr>
+            <w:r>
+              <w:t xml:space="preserve">P9a</w:t>
+            </w:r>
+          </w:p>
+        </w:tc>
+        <w:tc>
+          <w:tcPr/>
+          <w:p>
+            <w:pPr>
+              <w:pStyle w:val="Compact"/>
+              <w:jc w:val="left"/>
+            </w:pPr>
+            <w:r>
+              <w:t xml:space="preserve">Адронний надлишок 1–2 ГеВ</w:t>
+            </w:r>
+          </w:p>
+        </w:tc>
+        <w:tc>
+          <w:tcPr/>
+          <w:p>
+            <w:pPr>
+              <w:pStyle w:val="Compact"/>
+              <w:jc w:val="left"/>
+            </w:pPr>
+            <w:r>
+              <w:t xml:space="preserve">Каскадно-опосередкований</w:t>
+            </w:r>
+          </w:p>
+        </w:tc>
+        <w:tc>
+          <w:tcPr/>
+          <w:p>
+            <w:pPr>
+              <w:pStyle w:val="Compact"/>
+              <w:jc w:val="left"/>
+            </w:pPr>
+            <w:r>
+              <w:t xml:space="preserve">LHCb Run 3</w:t>
+            </w:r>
+          </w:p>
+        </w:tc>
+        <w:tc>
+          <w:tcPr/>
+          <w:p>
+            <w:pPr>
+              <w:pStyle w:val="Compact"/>
+              <w:jc w:val="left"/>
+            </w:pPr>
+            <w:r>
+              <w:rPr>
+                <w:bCs/>
+                <w:b/>
+              </w:rPr>
+              <w:t xml:space="preserve">Сфальсифіковано, видалено</w:t>
+            </w:r>
+          </w:p>
+        </w:tc>
+        <w:tc>
+          <w:tcPr/>
+          <w:p>
+            <w:pPr>
+              <w:pStyle w:val="Compact"/>
+              <w:jc w:val="left"/>
+            </w:pPr>
+            <w:r>
+              <w:t xml:space="preserve">—</w:t>
+            </w:r>
+          </w:p>
+        </w:tc>
+        <w:tc>
+          <w:tcPr/>
+          <w:p>
+            <w:pPr>
+              <w:pStyle w:val="Compact"/>
+              <w:jc w:val="left"/>
+            </w:pPr>
+            <w:r>
+              <w:t xml:space="preserve">3</w:t>
+            </w:r>
+          </w:p>
+        </w:tc>
+      </w:tr>
+      <w:tr>
+        <w:tc>
+          <w:tcPr/>
+          <w:p>
+            <w:pPr>
+              <w:pStyle w:val="Compact"/>
+              <w:jc w:val="left"/>
+            </w:pPr>
+            <w:r>
+              <w:t xml:space="preserve">P9b</w:t>
+            </w:r>
+          </w:p>
+        </w:tc>
+        <w:tc>
+          <w:tcPr/>
+          <w:p>
+            <w:pPr>
+              <w:pStyle w:val="Compact"/>
+              <w:jc w:val="left"/>
+            </w:pPr>
+            <w:r>
+              <w:t xml:space="preserve">Аномальний MET на EW-порозі</w:t>
+            </w:r>
+          </w:p>
+        </w:tc>
+        <w:tc>
+          <w:tcPr/>
+          <w:p>
+            <w:pPr>
+              <w:pStyle w:val="Compact"/>
+              <w:jc w:val="left"/>
+            </w:pPr>
+            <w:r>
+              <w:t xml:space="preserve">DM-продукування ~125 ГеВ</w:t>
+            </w:r>
+          </w:p>
+        </w:tc>
+        <w:tc>
+          <w:tcPr/>
+          <w:p>
+            <w:pPr>
+              <w:pStyle w:val="Compact"/>
+              <w:jc w:val="left"/>
+            </w:pPr>
+            <w:r>
+              <w:t xml:space="preserve">CMS/ATLAS MET</w:t>
+            </w:r>
+          </w:p>
+        </w:tc>
+        <w:tc>
+          <w:tcPr/>
+          <w:p>
+            <w:pPr>
+              <w:pStyle w:val="Compact"/>
+              <w:jc w:val="left"/>
+            </w:pPr>
+            <w:r>
+              <w:t xml:space="preserve">Нуль при поточній чутливості</w:t>
+            </w:r>
+          </w:p>
+        </w:tc>
+        <w:tc>
+          <w:tcPr/>
+          <w:p>
+            <w:pPr>
+              <w:pStyle w:val="Compact"/>
+              <w:jc w:val="left"/>
+            </w:pPr>
+            <w:r>
+              <w:t xml:space="preserve">HL-LHC 3 аб⁻¹</w:t>
+            </w:r>
+          </w:p>
+        </w:tc>
+        <w:tc>
+          <w:tcPr/>
+          <w:p>
+            <w:pPr>
+              <w:pStyle w:val="Compact"/>
+              <w:jc w:val="left"/>
+            </w:pPr>
+            <w:r>
+              <w:t xml:space="preserve">3</w:t>
+            </w:r>
+          </w:p>
+        </w:tc>
+      </w:tr>
+      <w:tr>
+        <w:tc>
+          <w:tcPr/>
+          <w:p>
+            <w:pPr>
+              <w:pStyle w:val="Compact"/>
+              <w:jc w:val="left"/>
+            </w:pPr>
+            <w:r>
+              <w:t xml:space="preserve">P9c</w:t>
+            </w:r>
+          </w:p>
+        </w:tc>
+        <w:tc>
+          <w:tcPr/>
+          <w:p>
+            <w:pPr>
+              <w:pStyle w:val="Compact"/>
+              <w:jc w:val="left"/>
+            </w:pPr>
+            <w:r>
+              <w:t xml:space="preserve">QGP η/s дип-пік біля T_c</w:t>
+            </w:r>
+          </w:p>
+        </w:tc>
+        <w:tc>
+          <w:tcPr/>
+          <w:p>
+            <w:pPr>
+              <w:pStyle w:val="Compact"/>
+              <w:jc w:val="left"/>
+            </w:pPr>
+            <w:r>
+              <w:t xml:space="preserve">Немонотонне η/s(T)</w:t>
+            </w:r>
+          </w:p>
+        </w:tc>
+        <w:tc>
+          <w:tcPr/>
+          <w:p>
+            <w:pPr>
+              <w:pStyle w:val="Compact"/>
+              <w:jc w:val="left"/>
+            </w:pPr>
+            <w:r>
+              <w:t xml:space="preserve">ALICE</w:t>
+            </w:r>
+          </w:p>
+        </w:tc>
+        <w:tc>
+          <w:tcPr/>
+          <w:p>
+            <w:pPr>
+              <w:pStyle w:val="Compact"/>
+              <w:jc w:val="left"/>
+            </w:pPr>
+            <w:r>
+              <w:rPr>
+                <w:bCs/>
+                <w:b/>
+              </w:rPr>
+              <w:t xml:space="preserve">Сфальсифіковано, видалено</w:t>
+            </w:r>
+          </w:p>
+        </w:tc>
+        <w:tc>
+          <w:tcPr/>
+          <w:p>
+            <w:pPr>
+              <w:pStyle w:val="Compact"/>
+              <w:jc w:val="left"/>
+            </w:pPr>
+            <w:r>
+              <w:t xml:space="preserve">—</w:t>
+            </w:r>
+          </w:p>
+        </w:tc>
+        <w:tc>
+          <w:tcPr/>
+          <w:p>
+            <w:pPr>
+              <w:pStyle w:val="Compact"/>
+              <w:jc w:val="left"/>
+            </w:pPr>
+            <w:r>
+              <w:t xml:space="preserve">2</w:t>
+            </w:r>
+          </w:p>
+        </w:tc>
+      </w:tr>
+      <w:tr>
+        <w:tc>
+          <w:tcPr/>
+          <w:p>
+            <w:pPr>
+              <w:pStyle w:val="Compact"/>
+              <w:jc w:val="left"/>
+            </w:pPr>
+            <w:r>
+              <w:t xml:space="preserve">P9d</w:t>
+            </w:r>
+          </w:p>
+        </w:tc>
+        <w:tc>
+          <w:tcPr/>
+          <w:p>
+            <w:pPr>
+              <w:pStyle w:val="Compact"/>
+              <w:jc w:val="left"/>
+            </w:pPr>
+            <w:r>
+              <w:t xml:space="preserve">δR_K / δR_K* = √3</w:t>
+            </w:r>
+          </w:p>
+        </w:tc>
+        <w:tc>
+          <w:tcPr/>
+          <w:p>
+            <w:pPr>
+              <w:pStyle w:val="Compact"/>
+              <w:jc w:val="left"/>
+            </w:pPr>
+            <w:r>
+              <w:t xml:space="preserve">Відношення аномалій B-розпаду</w:t>
+            </w:r>
+          </w:p>
+        </w:tc>
+        <w:tc>
+          <w:tcPr/>
+          <w:p>
+            <w:pPr>
+              <w:pStyle w:val="Compact"/>
+              <w:jc w:val="left"/>
+            </w:pPr>
+            <w:r>
+              <w:t xml:space="preserve">LHCb переаналіз</w:t>
+            </w:r>
+          </w:p>
+        </w:tc>
+        <w:tc>
+          <w:tcPr/>
+          <w:p>
+            <w:pPr>
+              <w:pStyle w:val="Compact"/>
+              <w:jc w:val="left"/>
+            </w:pPr>
+            <w:r>
+              <w:t xml:space="preserve">Не може спрацювати (обидва δR→0)</w:t>
+            </w:r>
+          </w:p>
+        </w:tc>
+        <w:tc>
+          <w:tcPr/>
+          <w:p>
+            <w:pPr>
+              <w:pStyle w:val="Compact"/>
+              <w:jc w:val="left"/>
+            </w:pPr>
+            <w:r>
+              <w:t xml:space="preserve">—</w:t>
+            </w:r>
+          </w:p>
+        </w:tc>
+        <w:tc>
+          <w:tcPr/>
+          <w:p>
+            <w:pPr>
+              <w:pStyle w:val="Compact"/>
+              <w:jc w:val="left"/>
+            </w:pPr>
+            <w:r>
+              <w:t xml:space="preserve">3</w:t>
+            </w:r>
+          </w:p>
+        </w:tc>
+      </w:tr>
+      <w:tr>
+        <w:tc>
+          <w:tcPr/>
+          <w:p>
+            <w:pPr>
+              <w:pStyle w:val="Compact"/>
+              <w:jc w:val="left"/>
+            </w:pPr>
+            <w:r>
+              <w:t xml:space="preserve">P9e</w:t>
+            </w:r>
+          </w:p>
+        </w:tc>
+        <w:tc>
+          <w:tcPr/>
+          <w:p>
+            <w:pPr>
+              <w:pStyle w:val="Compact"/>
+              <w:jc w:val="left"/>
+            </w:pPr>
+            <w:r>
+              <w:t xml:space="preserve">Дрелл-Ян пригнічення ~1 ТеВ</w:t>
+            </w:r>
+          </w:p>
+        </w:tc>
+        <w:tc>
+          <w:tcPr/>
+          <w:p>
+            <w:pPr>
+              <w:pStyle w:val="Compact"/>
+              <w:jc w:val="left"/>
+            </w:pPr>
+            <w:r>
+              <w:t xml:space="preserve">Каскадно-опосередковане</w:t>
+            </w:r>
+          </w:p>
+        </w:tc>
+        <w:tc>
+          <w:tcPr/>
+          <w:p>
+            <w:pPr>
+              <w:pStyle w:val="Compact"/>
+              <w:jc w:val="left"/>
+            </w:pPr>
+            <w:r>
+              <w:t xml:space="preserve">LHCb Run 3</w:t>
+            </w:r>
+          </w:p>
+        </w:tc>
+        <w:tc>
+          <w:tcPr/>
+          <w:p>
+            <w:pPr>
+              <w:pStyle w:val="Compact"/>
+              <w:jc w:val="left"/>
+            </w:pPr>
+            <w:r>
+              <w:t xml:space="preserve">Нуль</w:t>
+            </w:r>
+          </w:p>
+        </w:tc>
+        <w:tc>
+          <w:tcPr/>
+          <w:p>
+            <w:pPr>
+              <w:pStyle w:val="Compact"/>
+              <w:jc w:val="left"/>
+            </w:pPr>
+            <w:r>
+              <w:t xml:space="preserve">HL-LHC</w:t>
+            </w:r>
+          </w:p>
+        </w:tc>
+        <w:tc>
+          <w:tcPr/>
+          <w:p>
+            <w:pPr>
+              <w:pStyle w:val="Compact"/>
+              <w:jc w:val="left"/>
+            </w:pPr>
+            <w:r>
+              <w:t xml:space="preserve">3</w:t>
+            </w:r>
+          </w:p>
+        </w:tc>
+      </w:tr>
+      <w:tr>
+        <w:tc>
+          <w:tcPr/>
+          <w:p>
+            <w:pPr>
+              <w:pStyle w:val="Compact"/>
+              <w:jc w:val="left"/>
+            </w:pPr>
+            <w:r>
+              <w:t xml:space="preserve">P9f</w:t>
+            </w:r>
+          </w:p>
+        </w:tc>
+        <w:tc>
+          <w:tcPr/>
+          <w:p>
+            <w:pPr>
+              <w:pStyle w:val="Compact"/>
+              <w:jc w:val="left"/>
+            </w:pPr>
+            <w:r>
+              <w:t xml:space="preserve">Ді-Гіггс пороговий надлишок</w:t>
+            </w:r>
+          </w:p>
+        </w:tc>
+        <w:tc>
+          <w:tcPr/>
+          <w:p>
+            <w:pPr>
+              <w:pStyle w:val="Compact"/>
+              <w:jc w:val="left"/>
+            </w:pPr>
+            <w:r>
+              <w:t xml:space="preserve">Каскадний внесок</w:t>
+            </w:r>
+          </w:p>
+        </w:tc>
+        <w:tc>
+          <w:tcPr/>
+          <w:p>
+            <w:pPr>
+              <w:pStyle w:val="Compact"/>
+              <w:jc w:val="left"/>
+            </w:pPr>
+            <w:r>
+              <w:t xml:space="preserve">ATLAS/CMS</w:t>
+            </w:r>
+          </w:p>
+        </w:tc>
+        <w:tc>
+          <w:tcPr/>
+          <w:p>
+            <w:pPr>
+              <w:pStyle w:val="Compact"/>
+              <w:jc w:val="left"/>
+            </w:pPr>
+            <w:r>
+              <w:t xml:space="preserve">Нуль</w:t>
+            </w:r>
+          </w:p>
+        </w:tc>
+        <w:tc>
+          <w:tcPr/>
+          <w:p>
+            <w:pPr>
+              <w:pStyle w:val="Compact"/>
+              <w:jc w:val="left"/>
+            </w:pPr>
+            <w:r>
+              <w:t xml:space="preserve">HL-LHC</w:t>
+            </w:r>
+          </w:p>
+        </w:tc>
+        <w:tc>
+          <w:tcPr/>
+          <w:p>
+            <w:pPr>
+              <w:pStyle w:val="Compact"/>
+              <w:jc w:val="left"/>
+            </w:pPr>
+            <w:r>
+              <w:t xml:space="preserve">3</w:t>
+            </w:r>
+          </w:p>
+        </w:tc>
+      </w:tr>
+      <w:tr>
+        <w:tc>
+          <w:tcPr/>
+          <w:p>
+            <w:pPr>
+              <w:pStyle w:val="Compact"/>
+              <w:jc w:val="left"/>
+            </w:pPr>
+            <w:r>
+              <w:t xml:space="preserve">P10 / P25</w:t>
+            </w:r>
+          </w:p>
+        </w:tc>
+        <w:tc>
+          <w:tcPr/>
+          <w:p>
+            <w:pPr>
+              <w:pStyle w:val="Compact"/>
+              <w:jc w:val="left"/>
+            </w:pPr>
+            <w:r>
+              <w:t xml:space="preserve">DM підрахунок піків → N (ядро)</w:t>
+            </w:r>
+          </w:p>
+        </w:tc>
+        <w:tc>
+          <w:tcPr/>
+          <w:p>
+            <w:pPr>
+              <w:pStyle w:val="Compact"/>
+              <w:jc w:val="left"/>
+            </w:pPr>
+            <w:r>
+              <w:t xml:space="preserve">Каскадні залишки; §4.2, §9</w:t>
+            </w:r>
+          </w:p>
+        </w:tc>
+        <w:tc>
+          <w:tcPr/>
+          <w:p>
+            <w:pPr>
+              <w:pStyle w:val="Compact"/>
+              <w:jc w:val="left"/>
+            </w:pPr>
+            <w:r>
+              <w:t xml:space="preserve">Спектр прямої детекції</w:t>
+            </w:r>
+          </w:p>
+        </w:tc>
+        <w:tc>
+          <w:tcPr/>
+          <w:p>
+            <w:pPr>
+              <w:pStyle w:val="Compact"/>
+              <w:jc w:val="left"/>
+            </w:pPr>
+            <w:r>
+              <w:rPr>
+                <w:bCs/>
+                <w:b/>
+              </w:rPr>
+              <w:t xml:space="preserve">Раунд 5: перекриття вікна досягнуто</w:t>
+            </w:r>
+            <w:r>
+              <w:t xml:space="preserve"> </w:t>
+            </w:r>
+            <w:r>
+              <w:t xml:space="preserve">(6 кривих HEPData перетинають 0.5–3 ТеВ), розділення піків — ні; E[n_peaks] ≈ 1–3 за пріором</w:t>
+            </w:r>
+          </w:p>
+        </w:tc>
+        <w:tc>
+          <w:tcPr/>
+          <w:p>
+            <w:pPr>
+              <w:pStyle w:val="Compact"/>
+              <w:jc w:val="left"/>
+            </w:pPr>
+            <w:r>
+              <w:t xml:space="preserve">Тоннажна DD з розділенням піків</w:t>
+            </w:r>
+          </w:p>
+        </w:tc>
+        <w:tc>
+          <w:tcPr/>
+          <w:p>
+            <w:pPr>
+              <w:pStyle w:val="Compact"/>
+              <w:jc w:val="left"/>
+            </w:pPr>
+            <w:r>
+              <w:t xml:space="preserve">0</w:t>
+            </w:r>
+          </w:p>
+        </w:tc>
+      </w:tr>
+      <w:tr>
+        <w:tc>
+          <w:tcPr/>
+          <w:p>
+            <w:pPr>
+              <w:pStyle w:val="Compact"/>
+              <w:jc w:val="left"/>
+            </w:pPr>
+            <w:r>
+              <w:t xml:space="preserve">P13 / P29</w:t>
+            </w:r>
+          </w:p>
+        </w:tc>
+        <w:tc>
+          <w:tcPr/>
+          <w:p>
+            <w:pPr>
+              <w:pStyle w:val="Compact"/>
+              <w:jc w:val="left"/>
+            </w:pPr>
+            <w:r>
+              <w:t xml:space="preserve">Часозмінна поширеність DM</w:t>
+            </w:r>
+          </w:p>
+        </w:tc>
+        <w:tc>
+          <w:tcPr/>
+          <w:p>
+            <w:pPr>
+              <w:pStyle w:val="Compact"/>
+              <w:jc w:val="left"/>
+            </w:pPr>
+            <w:r>
+              <w:t xml:space="preserve">Живе каскадне зростання; §7.3</w:t>
+            </w:r>
+          </w:p>
+        </w:tc>
+        <w:tc>
+          <w:tcPr/>
+          <w:p>
+            <w:pPr>
+              <w:pStyle w:val="Compact"/>
+              <w:jc w:val="left"/>
+            </w:pPr>
+            <w:r>
+              <w:t xml:space="preserve">fs8(z)</w:t>
+            </w:r>
+          </w:p>
+        </w:tc>
+        <w:tc>
+          <w:tcPr/>
+          <w:p>
+            <w:pPr>
+              <w:pStyle w:val="Compact"/>
+              <w:jc w:val="left"/>
+            </w:pPr>
+            <w:r>
+              <w:rPr>
+                <w:bCs/>
+                <w:b/>
+              </w:rPr>
+              <w:t xml:space="preserve">Раунд 5: α = −0.284 (2σ неправильний знак)</w:t>
+            </w:r>
+            <w:r>
+              <w:t xml:space="preserve"> </w:t>
+            </w:r>
+            <w:r>
+              <w:t xml:space="preserve">але 85% заморожено / 15% живо декомп. за пріором</w:t>
+            </w:r>
+          </w:p>
+        </w:tc>
+        <w:tc>
+          <w:tcPr/>
+          <w:p>
+            <w:pPr>
+              <w:pStyle w:val="Compact"/>
+              <w:jc w:val="left"/>
+            </w:pPr>
+            <w:r>
+              <w:t xml:space="preserve">Full-shape DESI DR3 + RSD</w:t>
+            </w:r>
+          </w:p>
+        </w:tc>
+        <w:tc>
+          <w:tcPr/>
+          <w:p>
+            <w:pPr>
+              <w:pStyle w:val="Compact"/>
+              <w:jc w:val="left"/>
+            </w:pPr>
+            <w:r>
+              <w:t xml:space="preserve">4</w:t>
+            </w:r>
+          </w:p>
+        </w:tc>
+      </w:tr>
+      <w:tr>
+        <w:tc>
+          <w:tcPr/>
+          <w:p>
+            <w:pPr>
+              <w:pStyle w:val="Compact"/>
+              <w:jc w:val="left"/>
+            </w:pPr>
+            <w:r>
+              <w:t xml:space="preserve">P14 / P30</w:t>
+            </w:r>
+          </w:p>
+        </w:tc>
+        <w:tc>
+          <w:tcPr/>
+          <w:p>
+            <w:pPr>
+              <w:pStyle w:val="Compact"/>
+              <w:jc w:val="left"/>
+            </w:pPr>
+            <w:r>
+              <w:t xml:space="preserve">Щільнісно-скорельоване Ω_DM/Ω_B</w:t>
+            </w:r>
+          </w:p>
+        </w:tc>
+        <w:tc>
+          <w:tcPr/>
+          <w:p>
+            <w:pPr>
+              <w:pStyle w:val="Compact"/>
+              <w:jc w:val="left"/>
+            </w:pPr>
+            <w:r>
+              <w:t xml:space="preserve">Ранні щільні редукції; §7.4</w:t>
+            </w:r>
+          </w:p>
+        </w:tc>
+        <w:tc>
+          <w:tcPr/>
+          <w:p>
+            <w:pPr>
+              <w:pStyle w:val="Compact"/>
+              <w:jc w:val="left"/>
+            </w:pPr>
+            <w:r>
+              <w:t xml:space="preserve">Щільнісно-стратифіковане κ</w:t>
+            </w:r>
+          </w:p>
+        </w:tc>
+        <w:tc>
+          <w:tcPr/>
+          <w:p>
+            <w:pPr>
+              <w:pStyle w:val="Compact"/>
+              <w:jc w:val="left"/>
+            </w:pPr>
+            <w:r>
+              <w:rPr>
+                <w:bCs/>
+                <w:b/>
+              </w:rPr>
+              <w:t xml:space="preserve">Раунд 5: НА КОРИСТЬ ПОЗИТИВНОГО ПОСИЛЕНО</w:t>
+            </w:r>
+            <w:r>
+              <w:t xml:space="preserve"> </w:t>
+            </w:r>
+            <w:r>
+              <w:t xml:space="preserve">— крос-шлях-доступу (ACT + Planck проксі), стабільно в шести підвибірках, стабільно за порогом</w:t>
+            </w:r>
+          </w:p>
+        </w:tc>
+        <w:tc>
+          <w:tcPr/>
+          <w:p>
+            <w:pPr>
+              <w:pStyle w:val="Compact"/>
+              <w:jc w:val="left"/>
+            </w:pPr>
+            <w:r>
+              <w:t xml:space="preserve">Колабораційна κ × DESI/DES</w:t>
+            </w:r>
+          </w:p>
+        </w:tc>
+        <w:tc>
+          <w:tcPr/>
+          <w:p>
+            <w:pPr>
+              <w:pStyle w:val="Compact"/>
+              <w:jc w:val="left"/>
+            </w:pPr>
+            <w:r>
+              <w:t xml:space="preserve">4</w:t>
+            </w:r>
+          </w:p>
+        </w:tc>
+      </w:tr>
+      <w:tr>
+        <w:tc>
+          <w:tcPr/>
+          <w:p>
+            <w:pPr>
+              <w:pStyle w:val="Compact"/>
+              <w:jc w:val="left"/>
+            </w:pPr>
+            <w:r>
+              <w:t xml:space="preserve">P15 / P31</w:t>
+            </w:r>
+          </w:p>
+        </w:tc>
+        <w:tc>
+          <w:tcPr/>
+          <w:p>
+            <w:pPr>
+              <w:pStyle w:val="Compact"/>
+              <w:jc w:val="left"/>
+            </w:pPr>
+            <w:r>
+              <w:t xml:space="preserve">Дрейфуючий масовий пік DM</w:t>
+            </w:r>
+          </w:p>
+        </w:tc>
+        <w:tc>
+          <w:tcPr/>
+          <w:p>
+            <w:pPr>
+              <w:pStyle w:val="Compact"/>
+              <w:jc w:val="left"/>
+            </w:pPr>
+            <w:r>
+              <w:t xml:space="preserve">Живе-каскадний дрейф маси</w:t>
+            </w:r>
+          </w:p>
+        </w:tc>
+        <w:tc>
+          <w:tcPr/>
+          <w:p>
+            <w:pPr>
+              <w:pStyle w:val="Compact"/>
+              <w:jc w:val="left"/>
+            </w:pPr>
+            <w:r>
+              <w:t xml:space="preserve">Дрейф спектру DD</w:t>
+            </w:r>
+          </w:p>
+        </w:tc>
+        <w:tc>
+          <w:tcPr/>
+          <w:p>
+            <w:pPr>
+              <w:pStyle w:val="Compact"/>
+              <w:jc w:val="left"/>
+            </w:pPr>
+            <w:r>
+              <w:t xml:space="preserve">Підпорогово (на подію); раунд 5 P37 дає проксі-тест</w:t>
+            </w:r>
+          </w:p>
+        </w:tc>
+        <w:tc>
+          <w:tcPr/>
+          <w:p>
+            <w:pPr>
+              <w:pStyle w:val="Compact"/>
+              <w:jc w:val="left"/>
+            </w:pPr>
+            <w:r>
+              <w:t xml:space="preserve">Тоннажна + мічення подій</w:t>
+            </w:r>
+          </w:p>
+        </w:tc>
+        <w:tc>
+          <w:tcPr/>
+          <w:p>
+            <w:pPr>
+              <w:pStyle w:val="Compact"/>
+              <w:jc w:val="left"/>
+            </w:pPr>
+            <w:r>
+              <w:t xml:space="preserve">0</w:t>
+            </w:r>
+          </w:p>
+        </w:tc>
+      </w:tr>
+      <w:tr>
+        <w:tc>
+          <w:tcPr/>
+          <w:p>
+            <w:pPr>
+              <w:pStyle w:val="Compact"/>
+              <w:jc w:val="left"/>
+            </w:pPr>
+            <w:r>
+              <w:t xml:space="preserve">§6.1a</w:t>
+            </w:r>
+          </w:p>
+        </w:tc>
+        <w:tc>
+          <w:tcPr/>
+          <w:p>
+            <w:pPr>
+              <w:pStyle w:val="Compact"/>
+              <w:jc w:val="left"/>
+            </w:pPr>
+            <w:r>
+              <w:t xml:space="preserve">Локальний a₀ → Мілгром</w:t>
+            </w:r>
+          </w:p>
+        </w:tc>
+        <w:tc>
+          <w:tcPr/>
+          <w:p>
+            <w:pPr>
+              <w:pStyle w:val="Compact"/>
+              <w:jc w:val="left"/>
+            </w:pPr>
+            <w:r>
+              <w:t xml:space="preserve">Розсіяння фононів на межах зерен</w:t>
+            </w:r>
+          </w:p>
+        </w:tc>
+        <w:tc>
+          <w:tcPr/>
+          <w:p>
+            <w:pPr>
+              <w:pStyle w:val="Compact"/>
+              <w:jc w:val="left"/>
+            </w:pPr>
+            <w:r>
+              <w:t xml:space="preserve">SPARC криві обертання</w:t>
+            </w:r>
+          </w:p>
+        </w:tc>
+        <w:tc>
+          <w:tcPr/>
+          <w:p>
+            <w:pPr>
+              <w:pStyle w:val="Compact"/>
+              <w:jc w:val="left"/>
+            </w:pPr>
+            <w:r>
+              <w:rPr>
+                <w:bCs/>
+                <w:b/>
+              </w:rPr>
+              <w:t xml:space="preserve">Раунд 5 ПІДТВЕРДЖЕНО; якір переобчислено</w:t>
+            </w:r>
+            <w:r>
+              <w:t xml:space="preserve"> </w:t>
+            </w:r>
+            <w:r>
+              <w:t xml:space="preserve">n=8 / 80 точок / 0.047 дек RMS; a₀ = 1.186 × 10⁻¹⁰</w:t>
+            </w:r>
+          </w:p>
+        </w:tc>
+        <w:tc>
+          <w:tcPr/>
+          <w:p>
+            <w:pPr>
+              <w:pStyle w:val="Compact"/>
+              <w:jc w:val="left"/>
+            </w:pPr>
+            <w:r>
+              <w:t xml:space="preserve">(вже підтверджено)</w:t>
+            </w:r>
+          </w:p>
+        </w:tc>
+        <w:tc>
+          <w:tcPr/>
+          <w:p>
+            <w:pPr>
+              <w:pStyle w:val="Compact"/>
+              <w:jc w:val="left"/>
+            </w:pPr>
+            <w:r>
+              <w:t xml:space="preserve">4</w:t>
+            </w:r>
+          </w:p>
+        </w:tc>
+      </w:tr>
+      <w:tr>
+        <w:tc>
+          <w:tcPr/>
+          <w:p>
+            <w:pPr>
+              <w:pStyle w:val="Compact"/>
+              <w:jc w:val="left"/>
+            </w:pPr>
+            <w:r>
+              <w:t xml:space="preserve">§6.1b</w:t>
+            </w:r>
+          </w:p>
+        </w:tc>
+        <w:tc>
+          <w:tcPr/>
+          <w:p>
+            <w:pPr>
+              <w:pStyle w:val="Compact"/>
+              <w:jc w:val="left"/>
+            </w:pPr>
+            <w:r>
+              <w:t xml:space="preserve">Високо-z a₀ → cH₀</w:t>
+            </w:r>
+          </w:p>
+        </w:tc>
+        <w:tc>
+          <w:tcPr/>
+          <w:p>
+            <w:pPr>
+              <w:pStyle w:val="Compact"/>
+              <w:jc w:val="left"/>
+            </w:pPr>
+            <w:r>
+              <w:t xml:space="preserve">Крива охолодження RVM</w:t>
+            </w:r>
+          </w:p>
+        </w:tc>
+        <w:tc>
+          <w:tcPr/>
+          <w:p>
+            <w:pPr>
+              <w:pStyle w:val="Compact"/>
+              <w:jc w:val="left"/>
+            </w:pPr>
+            <w:r>
+              <w:t xml:space="preserve">Криві обертання при z &gt; 0.3</w:t>
+            </w:r>
+          </w:p>
+        </w:tc>
+        <w:tc>
+          <w:tcPr/>
+          <w:p>
+            <w:pPr>
+              <w:pStyle w:val="Compact"/>
+              <w:jc w:val="left"/>
+            </w:pPr>
+            <w:r>
+              <w:t xml:space="preserve">Тренд на користь (спірменів r = 0.886, p = 0.019; стабільний у раунді 5)</w:t>
+            </w:r>
+          </w:p>
+        </w:tc>
+        <w:tc>
+          <w:tcPr/>
+          <w:p>
+            <w:pPr>
+              <w:pStyle w:val="Compact"/>
+              <w:jc w:val="left"/>
+            </w:pPr>
+            <w:r>
+              <w:t xml:space="preserve">Каталожний зразок (~100 систем)</w:t>
+            </w:r>
+          </w:p>
+        </w:tc>
+        <w:tc>
+          <w:tcPr/>
+          <w:p>
+            <w:pPr>
+              <w:pStyle w:val="Compact"/>
+              <w:jc w:val="left"/>
+            </w:pPr>
+            <w:r>
+              <w:t xml:space="preserve">4</w:t>
+            </w:r>
+          </w:p>
+        </w:tc>
+      </w:tr>
+      <w:tr>
+        <w:tc>
+          <w:tcPr/>
+          <w:p>
+            <w:pPr>
+              <w:pStyle w:val="Compact"/>
+              <w:jc w:val="left"/>
+            </w:pPr>
+            <w:r>
+              <w:t xml:space="preserve">§6.3</w:t>
+            </w:r>
+          </w:p>
+        </w:tc>
+        <w:tc>
+          <w:tcPr/>
+          <w:p>
+            <w:pPr>
+              <w:pStyle w:val="Compact"/>
+              <w:jc w:val="left"/>
+            </w:pPr>
+            <w:r>
+              <w:t xml:space="preserve">Коіде-масштаби залежні від сектора</w:t>
+            </w:r>
+          </w:p>
+        </w:tc>
+        <w:tc>
+          <w:tcPr/>
+          <w:p>
+            <w:pPr>
+              <w:pStyle w:val="Compact"/>
+              <w:jc w:val="left"/>
+            </w:pPr>
+            <w:r>
+              <w:t xml:space="preserve">Спектральна дія на CDT</w:t>
+            </w:r>
+          </w:p>
+        </w:tc>
+        <w:tc>
+          <w:tcPr/>
+          <w:p>
+            <w:pPr>
+              <w:pStyle w:val="Compact"/>
+              <w:jc w:val="left"/>
+            </w:pPr>
+            <w:r>
+              <w:t xml:space="preserve">Лептон/кварк Коіде-відношення</w:t>
+            </w:r>
+          </w:p>
+        </w:tc>
+        <w:tc>
+          <w:tcPr/>
+          <w:p>
+            <w:pPr>
+              <w:pStyle w:val="Compact"/>
+              <w:jc w:val="left"/>
+            </w:pPr>
+            <w:r>
+              <w:t xml:space="preserve">Узгоджено (секторна відстань 0.232)</w:t>
+            </w:r>
+          </w:p>
+        </w:tc>
+        <w:tc>
+          <w:tcPr/>
+          <w:p>
+            <w:pPr>
+              <w:pStyle w:val="Compact"/>
+              <w:jc w:val="left"/>
+            </w:pPr>
+            <w:r>
+              <w:t xml:space="preserve">З перших принципів SSM see-saw</w:t>
+            </w:r>
+          </w:p>
+        </w:tc>
+        <w:tc>
+          <w:tcPr/>
+          <w:p>
+            <w:pPr>
+              <w:pStyle w:val="Compact"/>
+              <w:jc w:val="left"/>
+            </w:pPr>
+            <w:r>
+              <w:t xml:space="preserve">3</w:t>
+            </w:r>
+          </w:p>
+        </w:tc>
+      </w:tr>
+      <w:tr>
+        <w:tc>
+          <w:tcPr/>
+          <w:p>
+            <w:pPr>
+              <w:pStyle w:val="Compact"/>
+              <w:jc w:val="left"/>
+            </w:pPr>
+            <w:r>
+              <w:t xml:space="preserve">P21</w:t>
+            </w:r>
+          </w:p>
+        </w:tc>
+        <w:tc>
+          <w:tcPr/>
+          <w:p>
+            <w:pPr>
+              <w:pStyle w:val="Compact"/>
+              <w:jc w:val="left"/>
+            </w:pPr>
+            <w:r>
+              <w:t xml:space="preserve">TGFT-RG ν як IR FP</w:t>
+            </w:r>
+          </w:p>
+        </w:tc>
+        <w:tc>
+          <w:tcPr/>
+          <w:p>
+            <w:pPr>
+              <w:pStyle w:val="Compact"/>
+              <w:jc w:val="left"/>
+            </w:pPr>
+            <w:r>
+              <w:t xml:space="preserve">Вихід RG конденсату</w:t>
+            </w:r>
+          </w:p>
+        </w:tc>
+        <w:tc>
+          <w:tcPr/>
+          <w:p>
+            <w:pPr>
+              <w:pStyle w:val="Compact"/>
+              <w:jc w:val="left"/>
+            </w:pPr>
+            <w:r>
+              <w:t xml:space="preserve">ν з поетапної RG</w:t>
+            </w:r>
+          </w:p>
+        </w:tc>
+        <w:tc>
+          <w:tcPr/>
+          <w:p>
+            <w:pPr>
+              <w:pStyle w:val="Compact"/>
+              <w:jc w:val="left"/>
+            </w:pPr>
+            <w:r>
+              <w:t xml:space="preserve">На утриманні (ν низько-z SN систематика, використовувати ν_MOND)</w:t>
+            </w:r>
+          </w:p>
+        </w:tc>
+        <w:tc>
+          <w:tcPr/>
+          <w:p>
+            <w:pPr>
+              <w:pStyle w:val="Compact"/>
+              <w:jc w:val="left"/>
+            </w:pPr>
+            <w:r>
+              <w:t xml:space="preserve">Виконання Бара-Штайнгауса</w:t>
+            </w:r>
+          </w:p>
+        </w:tc>
+        <w:tc>
+          <w:tcPr/>
+          <w:p>
+            <w:pPr>
+              <w:pStyle w:val="Compact"/>
+              <w:jc w:val="left"/>
+            </w:pPr>
+            <w:r>
+              <w:t xml:space="preserve">1</w:t>
+            </w:r>
+          </w:p>
+        </w:tc>
+      </w:tr>
+      <w:tr>
+        <w:tc>
+          <w:tcPr/>
+          <w:p>
+            <w:pPr>
+              <w:pStyle w:val="Compact"/>
+              <w:jc w:val="left"/>
+            </w:pPr>
+            <w:r>
+              <w:t xml:space="preserve">P22</w:t>
+            </w:r>
+          </w:p>
+        </w:tc>
+        <w:tc>
+          <w:tcPr/>
+          <w:p>
+            <w:pPr>
+              <w:pStyle w:val="Compact"/>
+              <w:jc w:val="left"/>
+            </w:pPr>
+            <w:r>
+              <w:t xml:space="preserve">γ_AS = γ_EPRL поетапно</w:t>
+            </w:r>
+          </w:p>
+        </w:tc>
+        <w:tc>
+          <w:tcPr/>
+          <w:p>
+            <w:pPr>
+              <w:pStyle w:val="Compact"/>
+              <w:jc w:val="left"/>
+            </w:pPr>
+            <w:r>
+              <w:t xml:space="preserve">Зіставлення асимптотичної безпеки</w:t>
+            </w:r>
+          </w:p>
+        </w:tc>
+        <w:tc>
+          <w:tcPr/>
+          <w:p>
+            <w:pPr>
+              <w:pStyle w:val="Compact"/>
+              <w:jc w:val="left"/>
+            </w:pPr>
+            <w:r>
+              <w:t xml:space="preserve">Потік Барберо-Іммірзі</w:t>
+            </w:r>
+          </w:p>
+        </w:tc>
+        <w:tc>
+          <w:tcPr/>
+          <w:p>
+            <w:pPr>
+              <w:pStyle w:val="Compact"/>
+              <w:jc w:val="left"/>
+            </w:pPr>
+            <w:r>
+              <w:t xml:space="preserve">Не перевірено (тегоні розкид 9%)</w:t>
+            </w:r>
+          </w:p>
+        </w:tc>
+        <w:tc>
+          <w:tcPr/>
+          <w:p>
+            <w:pPr>
+              <w:pStyle w:val="Compact"/>
+              <w:jc w:val="left"/>
+            </w:pPr>
+            <w:r>
+              <w:t xml:space="preserve">Бар-Штайнгаус</w:t>
+            </w:r>
+          </w:p>
+        </w:tc>
+        <w:tc>
+          <w:tcPr/>
+          <w:p>
+            <w:pPr>
+              <w:pStyle w:val="Compact"/>
+              <w:jc w:val="left"/>
+            </w:pPr>
+            <w:r>
+              <w:t xml:space="preserve">1</w:t>
+            </w:r>
+          </w:p>
+        </w:tc>
+      </w:tr>
+      <w:tr>
+        <w:tc>
+          <w:tcPr/>
+          <w:p>
+            <w:pPr>
+              <w:pStyle w:val="Compact"/>
+              <w:jc w:val="left"/>
+            </w:pPr>
+            <w:r>
+              <w:t xml:space="preserve">P23</w:t>
+            </w:r>
+          </w:p>
+        </w:tc>
+        <w:tc>
+          <w:tcPr/>
+          <w:p>
+            <w:pPr>
+              <w:pStyle w:val="Compact"/>
+              <w:jc w:val="left"/>
+            </w:pPr>
+            <w:r>
+              <w:t xml:space="preserve">Каскадні переходи TGFT-RG</w:t>
+            </w:r>
+          </w:p>
+        </w:tc>
+        <w:tc>
+          <w:tcPr/>
+          <w:p>
+            <w:pPr>
+              <w:pStyle w:val="Compact"/>
+              <w:jc w:val="left"/>
+            </w:pPr>
+            <w:r>
+              <w:t xml:space="preserve">Стадія = перехід FP</w:t>
+            </w:r>
+          </w:p>
+        </w:tc>
+        <w:tc>
+          <w:tcPr/>
+          <w:p>
+            <w:pPr>
+              <w:pStyle w:val="Compact"/>
+              <w:jc w:val="left"/>
+            </w:pPr>
+            <w:r>
+              <w:t xml:space="preserve">Поетапна RG</w:t>
+            </w:r>
+          </w:p>
+        </w:tc>
+        <w:tc>
+          <w:tcPr/>
+          <w:p>
+            <w:pPr>
+              <w:pStyle w:val="Compact"/>
+              <w:jc w:val="left"/>
+            </w:pPr>
+            <w:r>
+              <w:t xml:space="preserve">Не перевірено</w:t>
+            </w:r>
+          </w:p>
+        </w:tc>
+        <w:tc>
+          <w:tcPr/>
+          <w:p>
+            <w:pPr>
+              <w:pStyle w:val="Compact"/>
+              <w:jc w:val="left"/>
+            </w:pPr>
+            <w:r>
+              <w:t xml:space="preserve">sl2cfoam-next</w:t>
+            </w:r>
+          </w:p>
+        </w:tc>
+        <w:tc>
+          <w:tcPr/>
+          <w:p>
+            <w:pPr>
+              <w:pStyle w:val="Compact"/>
+              <w:jc w:val="left"/>
+            </w:pPr>
+            <w:r>
+              <w:t xml:space="preserve">1</w:t>
+            </w:r>
+          </w:p>
+        </w:tc>
+      </w:tr>
+      <w:tr>
+        <w:tc>
+          <w:tcPr/>
+          <w:p>
+            <w:pPr>
+              <w:pStyle w:val="Compact"/>
+              <w:jc w:val="left"/>
+            </w:pPr>
+            <w:r>
+              <w:t xml:space="preserve">P24</w:t>
+            </w:r>
+          </w:p>
+        </w:tc>
+        <w:tc>
+          <w:tcPr/>
+          <w:p>
+            <w:pPr>
+              <w:pStyle w:val="Compact"/>
+              <w:jc w:val="left"/>
+            </w:pPr>
+            <w:r>
+              <w:t xml:space="preserve">Верхня межа DA/O N ≤ 11</w:t>
+            </w:r>
+          </w:p>
+        </w:tc>
+        <w:tc>
+          <w:tcPr/>
+          <w:p>
+            <w:pPr>
+              <w:pStyle w:val="Compact"/>
+              <w:jc w:val="left"/>
+            </w:pPr>
+            <w:r>
+              <w:t xml:space="preserve">C⊗H⊗O група калібрування</w:t>
+            </w:r>
+          </w:p>
+        </w:tc>
+        <w:tc>
+          <w:tcPr/>
+          <w:p>
+            <w:pPr>
+              <w:pStyle w:val="Compact"/>
+              <w:jc w:val="left"/>
+            </w:pPr>
+            <w:r>
+              <w:t xml:space="preserve">Алгебраїчно</w:t>
+            </w:r>
+          </w:p>
+        </w:tc>
+        <w:tc>
+          <w:tcPr/>
+          <w:p>
+            <w:pPr>
+              <w:pStyle w:val="Compact"/>
+              <w:jc w:val="left"/>
+            </w:pPr>
+            <w:r>
+              <w:t xml:space="preserve">Узгоджено</w:t>
+            </w:r>
+          </w:p>
+        </w:tc>
+        <w:tc>
+          <w:tcPr/>
+          <w:p>
+            <w:pPr>
+              <w:pStyle w:val="Compact"/>
+              <w:jc w:val="left"/>
+            </w:pPr>
+            <w:r>
+              <w:t xml:space="preserve">—</w:t>
+            </w:r>
+          </w:p>
+        </w:tc>
+        <w:tc>
+          <w:tcPr/>
+          <w:p>
+            <w:pPr>
+              <w:pStyle w:val="Compact"/>
+              <w:jc w:val="left"/>
+            </w:pPr>
+            <w:r>
+              <w:t xml:space="preserve">3</w:t>
+            </w:r>
+          </w:p>
+        </w:tc>
+      </w:tr>
+      <w:tr>
+        <w:tc>
+          <w:tcPr/>
+          <w:p>
+            <w:pPr>
+              <w:pStyle w:val="Compact"/>
+              <w:jc w:val="left"/>
+            </w:pPr>
+            <w:r>
+              <w:t xml:space="preserve">P25 (Ω підрахунок)</w:t>
+            </w:r>
+          </w:p>
+        </w:tc>
+        <w:tc>
+          <w:tcPr/>
+          <w:p>
+            <w:pPr>
+              <w:pStyle w:val="Compact"/>
+              <w:jc w:val="left"/>
+            </w:pPr>
+            <w:r>
+              <w:t xml:space="preserve">Ω_DM/Ω_B → N апостеріор</w:t>
+            </w:r>
+          </w:p>
+        </w:tc>
+        <w:tc>
+          <w:tcPr/>
+          <w:p>
+            <w:pPr>
+              <w:pStyle w:val="Compact"/>
+              <w:jc w:val="left"/>
+            </w:pPr>
+            <w:r>
+              <w:t xml:space="preserve">Суміш каскадних залишків</w:t>
+            </w:r>
+          </w:p>
+        </w:tc>
+        <w:tc>
+          <w:tcPr/>
+          <w:p>
+            <w:pPr>
+              <w:pStyle w:val="Compact"/>
+              <w:jc w:val="left"/>
+            </w:pPr>
+            <w:r>
+              <w:t xml:space="preserve">Planck + DES Ω відношення</w:t>
+            </w:r>
+          </w:p>
+        </w:tc>
+        <w:tc>
+          <w:tcPr/>
+          <w:p>
+            <w:pPr>
+              <w:pStyle w:val="Compact"/>
+              <w:jc w:val="left"/>
+            </w:pPr>
+            <w:r>
+              <w:t xml:space="preserve">Попередній N=6 з вагою 0.75 (пом’якшено пріором)</w:t>
+            </w:r>
+          </w:p>
+        </w:tc>
+        <w:tc>
+          <w:tcPr/>
+          <w:p>
+            <w:pPr>
+              <w:pStyle w:val="Compact"/>
+              <w:jc w:val="left"/>
+            </w:pPr>
+            <w:r>
+              <w:t xml:space="preserve">Перекривається прямою детекцією</w:t>
+            </w:r>
+          </w:p>
+        </w:tc>
+        <w:tc>
+          <w:tcPr/>
+          <w:p>
+            <w:pPr>
+              <w:pStyle w:val="Compact"/>
+              <w:jc w:val="left"/>
+            </w:pPr>
+            <w:r>
+              <w:t xml:space="preserve">4</w:t>
+            </w:r>
+          </w:p>
+        </w:tc>
+      </w:tr>
+      <w:tr>
+        <w:tc>
+          <w:tcPr/>
+          <w:p>
+            <w:pPr>
+              <w:pStyle w:val="Compact"/>
+              <w:jc w:val="left"/>
+            </w:pPr>
+            <w:r>
+              <w:t xml:space="preserve">P26</w:t>
+            </w:r>
+          </w:p>
+        </w:tc>
+        <w:tc>
+          <w:tcPr/>
+          <w:p>
+            <w:pPr>
+              <w:pStyle w:val="Compact"/>
+              <w:jc w:val="left"/>
+            </w:pPr>
+            <w:r>
+              <w:t xml:space="preserve">3 напрямки BZ ↔ 3 покоління</w:t>
+            </w:r>
+          </w:p>
+        </w:tc>
+        <w:tc>
+          <w:tcPr/>
+          <w:p>
+            <w:pPr>
+              <w:pStyle w:val="Compact"/>
+              <w:jc w:val="left"/>
+            </w:pPr>
+            <w:r>
+              <w:t xml:space="preserve">CDT C-фаза гекс BZ</w:t>
+            </w:r>
+          </w:p>
+        </w:tc>
+        <w:tc>
+          <w:tcPr/>
+          <w:p>
+            <w:pPr>
+              <w:pStyle w:val="Compact"/>
+              <w:jc w:val="left"/>
+            </w:pPr>
+            <w:r>
+              <w:t xml:space="preserve">SSM сектор</w:t>
+            </w:r>
+          </w:p>
+        </w:tc>
+        <w:tc>
+          <w:tcPr/>
+          <w:p>
+            <w:pPr>
+              <w:pStyle w:val="Compact"/>
+              <w:jc w:val="left"/>
+            </w:pPr>
+            <w:r>
+              <w:t xml:space="preserve">Не перевірено</w:t>
+            </w:r>
+          </w:p>
+        </w:tc>
+        <w:tc>
+          <w:tcPr/>
+          <w:p>
+            <w:pPr>
+              <w:pStyle w:val="Compact"/>
+              <w:jc w:val="left"/>
+            </w:pPr>
+            <w:r>
+              <w:t xml:space="preserve">CDT C-фаза + SSM see-saw</w:t>
+            </w:r>
+          </w:p>
+        </w:tc>
+        <w:tc>
+          <w:tcPr/>
+          <w:p>
+            <w:pPr>
+              <w:pStyle w:val="Compact"/>
+              <w:jc w:val="left"/>
+            </w:pPr>
+            <w:r>
+              <w:t xml:space="preserve">3</w:t>
+            </w:r>
+          </w:p>
+        </w:tc>
+      </w:tr>
+      <w:tr>
+        <w:tc>
+          <w:tcPr/>
+          <w:p>
+            <w:pPr>
+              <w:pStyle w:val="Compact"/>
+              <w:jc w:val="left"/>
+            </w:pPr>
+            <w:r>
+              <w:t xml:space="preserve">P27</w:t>
+            </w:r>
+          </w:p>
+        </w:tc>
+        <w:tc>
+          <w:tcPr/>
+          <w:p>
+            <w:pPr>
+              <w:pStyle w:val="Compact"/>
+              <w:jc w:val="left"/>
+            </w:pPr>
+            <w:r>
+              <w:t xml:space="preserve">Геометричні відношення башти</w:t>
+            </w:r>
+          </w:p>
+        </w:tc>
+        <w:tc>
+          <w:tcPr/>
+          <w:p>
+            <w:pPr>
+              <w:pStyle w:val="Compact"/>
+              <w:jc w:val="left"/>
+            </w:pPr>
+            <w:r>
+              <w:t xml:space="preserve">Охолодження RVM; §2.4</w:t>
+            </w:r>
+          </w:p>
+        </w:tc>
+        <w:tc>
+          <w:tcPr/>
+          <w:p>
+            <w:pPr>
+              <w:pStyle w:val="Compact"/>
+              <w:jc w:val="left"/>
+            </w:pPr>
+            <w:r>
+              <w:t xml:space="preserve">Розташування піків DD</w:t>
+            </w:r>
+          </w:p>
+        </w:tc>
+        <w:tc>
+          <w:tcPr/>
+          <w:p>
+            <w:pPr>
+              <w:pStyle w:val="Compact"/>
+              <w:jc w:val="left"/>
+            </w:pPr>
+            <w:r>
+              <w:t xml:space="preserve">Не перевірено</w:t>
+            </w:r>
+          </w:p>
+        </w:tc>
+        <w:tc>
+          <w:tcPr/>
+          <w:p>
+            <w:pPr>
+              <w:pStyle w:val="Compact"/>
+              <w:jc w:val="left"/>
+            </w:pPr>
+            <w:r>
+              <w:t xml:space="preserve">Пряма детекція — найсильніший фальсифікатор</w:t>
+            </w:r>
+          </w:p>
+        </w:tc>
+        <w:tc>
+          <w:tcPr/>
+          <w:p>
+            <w:pPr>
+              <w:pStyle w:val="Compact"/>
+              <w:jc w:val="left"/>
+            </w:pPr>
+            <w:r>
+              <w:t xml:space="preserve">0</w:t>
+            </w:r>
+          </w:p>
+        </w:tc>
+      </w:tr>
+      <w:tr>
+        <w:tc>
+          <w:tcPr/>
+          <w:p>
+            <w:pPr>
+              <w:pStyle w:val="Compact"/>
+              <w:jc w:val="left"/>
+            </w:pPr>
+            <w:r>
+              <w:t xml:space="preserve">P28</w:t>
+            </w:r>
+          </w:p>
+        </w:tc>
+        <w:tc>
+          <w:tcPr/>
+          <w:p>
+            <w:pPr>
+              <w:pStyle w:val="Compact"/>
+              <w:jc w:val="left"/>
+            </w:pPr>
+            <w:r>
+              <w:t xml:space="preserve">Поетапні μ/y викривлення CMB</w:t>
+            </w:r>
+          </w:p>
+        </w:tc>
+        <w:tc>
+          <w:tcPr/>
+          <w:p>
+            <w:pPr>
+              <w:pStyle w:val="Compact"/>
+              <w:jc w:val="left"/>
+            </w:pPr>
+            <w:r>
+              <w:t xml:space="preserve">Поетапний спектральний відбиток</w:t>
+            </w:r>
+          </w:p>
+        </w:tc>
+        <w:tc>
+          <w:tcPr/>
+          <w:p>
+            <w:pPr>
+              <w:pStyle w:val="Compact"/>
+              <w:jc w:val="left"/>
+            </w:pPr>
+            <w:r>
+              <w:t xml:space="preserve">Спектрометрія CMB</w:t>
+            </w:r>
+          </w:p>
+        </w:tc>
+        <w:tc>
+          <w:tcPr/>
+          <w:p>
+            <w:pPr>
+              <w:pStyle w:val="Compact"/>
+              <w:jc w:val="left"/>
+            </w:pPr>
+            <w:r>
+              <w:t xml:space="preserve">Узгоджено з FIRAS</w:t>
+            </w:r>
+          </w:p>
+        </w:tc>
+        <w:tc>
+          <w:tcPr/>
+          <w:p>
+            <w:pPr>
+              <w:pStyle w:val="Compact"/>
+              <w:jc w:val="left"/>
+            </w:pPr>
+            <w:r>
+              <w:t xml:space="preserve">PIXIE</w:t>
+            </w:r>
+          </w:p>
+        </w:tc>
+        <w:tc>
+          <w:tcPr/>
+          <w:p>
+            <w:pPr>
+              <w:pStyle w:val="Compact"/>
+              <w:jc w:val="left"/>
+            </w:pPr>
+            <w:r>
+              <w:t xml:space="preserve">4</w:t>
+            </w:r>
+          </w:p>
+        </w:tc>
+      </w:tr>
+      <w:tr>
+        <w:tc>
+          <w:tcPr/>
+          <w:p>
+            <w:pPr>
+              <w:pStyle w:val="Compact"/>
+              <w:jc w:val="left"/>
+            </w:pPr>
+            <w:r>
+              <w:t xml:space="preserve">P32</w:t>
+            </w:r>
+          </w:p>
+        </w:tc>
+        <w:tc>
+          <w:tcPr/>
+          <w:p>
+            <w:pPr>
+              <w:pStyle w:val="Compact"/>
+              <w:jc w:val="left"/>
+            </w:pPr>
+            <w:r>
+              <w:t xml:space="preserve">Сигнатура χ_4 → 1 у спадному дзвоні</w:t>
+            </w:r>
+          </w:p>
+        </w:tc>
+        <w:tc>
+          <w:tcPr/>
+          <w:p>
+            <w:pPr>
+              <w:pStyle w:val="Compact"/>
+              <w:jc w:val="left"/>
+            </w:pPr>
+            <w:r>
+              <w:t xml:space="preserve">Утворення BH як редукція; §5.1</w:t>
+            </w:r>
+          </w:p>
+        </w:tc>
+        <w:tc>
+          <w:tcPr/>
+          <w:p>
+            <w:pPr>
+              <w:pStyle w:val="Compact"/>
+              <w:jc w:val="left"/>
+            </w:pPr>
+            <w:r>
+              <w:t xml:space="preserve">Відхилення QNM</w:t>
+            </w:r>
+          </w:p>
+        </w:tc>
+        <w:tc>
+          <w:tcPr/>
+          <w:p>
+            <w:pPr>
+              <w:pStyle w:val="Compact"/>
+              <w:jc w:val="left"/>
+            </w:pPr>
+            <w:r>
+              <w:t xml:space="preserve">Не перевірено</w:t>
+            </w:r>
+          </w:p>
+        </w:tc>
+        <w:tc>
+          <w:tcPr/>
+          <w:p>
+            <w:pPr>
+              <w:pStyle w:val="Compact"/>
+              <w:jc w:val="left"/>
+            </w:pPr>
+            <w:r>
+              <w:t xml:space="preserve">LIGO-VK O5 + LISA</w:t>
+            </w:r>
+          </w:p>
+        </w:tc>
+        <w:tc>
+          <w:tcPr/>
+          <w:p>
+            <w:pPr>
+              <w:pStyle w:val="Compact"/>
+              <w:jc w:val="left"/>
+            </w:pPr>
+            <w:r>
+              <w:t xml:space="preserve">0</w:t>
+            </w:r>
+          </w:p>
+        </w:tc>
+      </w:tr>
+      <w:tr>
+        <w:tc>
+          <w:tcPr/>
+          <w:p>
+            <w:pPr>
+              <w:pStyle w:val="Compact"/>
+              <w:jc w:val="left"/>
+            </w:pPr>
+            <w:r>
+              <w:t xml:space="preserve">P33</w:t>
+            </w:r>
+          </w:p>
+        </w:tc>
+        <w:tc>
+          <w:tcPr/>
+          <w:p>
+            <w:pPr>
+              <w:pStyle w:val="Compact"/>
+              <w:jc w:val="left"/>
+            </w:pPr>
+            <w:r>
+              <w:t xml:space="preserve">Щільнісно-скорельоване BAO</w:t>
+            </w:r>
+          </w:p>
+        </w:tc>
+        <w:tc>
+          <w:tcPr/>
+          <w:p>
+            <w:pPr>
+              <w:pStyle w:val="Compact"/>
+              <w:jc w:val="left"/>
+            </w:pPr>
+            <w:r>
+              <w:t xml:space="preserve">Кіббл×щільність; §2.2, §7.4</w:t>
+            </w:r>
+          </w:p>
+        </w:tc>
+        <w:tc>
+          <w:tcPr/>
+          <w:p>
+            <w:pPr>
+              <w:pStyle w:val="Compact"/>
+              <w:jc w:val="left"/>
+            </w:pPr>
+            <w:r>
+              <w:t xml:space="preserve">Щільнісно-стратифікований BAO</w:t>
+            </w:r>
+          </w:p>
+        </w:tc>
+        <w:tc>
+          <w:tcPr/>
+          <w:p>
+            <w:pPr>
+              <w:pStyle w:val="Compact"/>
+              <w:jc w:val="left"/>
+            </w:pPr>
+            <w:r>
+              <w:rPr>
+                <w:bCs/>
+                <w:b/>
+              </w:rPr>
+              <w:t xml:space="preserve">Раунд 5: рамка встановлена</w:t>
+            </w:r>
+            <w:r>
+              <w:t xml:space="preserve">, передбачене δrd ≈ 0.012 Мпк; чекає на реальні дані</w:t>
+            </w:r>
+          </w:p>
+        </w:tc>
+        <w:tc>
+          <w:tcPr/>
+          <w:p>
+            <w:pPr>
+              <w:pStyle w:val="Compact"/>
+              <w:jc w:val="left"/>
+            </w:pPr>
+            <w:r>
+              <w:t xml:space="preserve">DESI DR3 щільнісно-біноване</w:t>
+            </w:r>
+          </w:p>
+        </w:tc>
+        <w:tc>
+          <w:tcPr/>
+          <w:p>
+            <w:pPr>
+              <w:pStyle w:val="Compact"/>
+              <w:jc w:val="left"/>
+            </w:pPr>
+            <w:r>
+              <w:t xml:space="preserve">4</w:t>
+            </w:r>
+          </w:p>
+        </w:tc>
+      </w:tr>
+      <w:tr>
+        <w:tc>
+          <w:tcPr/>
+          <w:p>
+            <w:pPr>
+              <w:pStyle w:val="Compact"/>
+              <w:jc w:val="left"/>
+            </w:pPr>
+            <w:r>
+              <w:t xml:space="preserve">P34</w:t>
+            </w:r>
+          </w:p>
+        </w:tc>
+        <w:tc>
+          <w:tcPr/>
+          <w:p>
+            <w:pPr>
+              <w:pStyle w:val="Compact"/>
+              <w:jc w:val="left"/>
+            </w:pPr>
+            <w:r>
+              <w:t xml:space="preserve">Багатокомпонентна σ_v кластерів</w:t>
+            </w:r>
+          </w:p>
+        </w:tc>
+        <w:tc>
+          <w:tcPr/>
+          <w:p>
+            <w:pPr>
+              <w:pStyle w:val="Compact"/>
+              <w:jc w:val="left"/>
+            </w:pPr>
+            <w:r>
+              <w:t xml:space="preserve">Суміш каскадних залишків</w:t>
+            </w:r>
+          </w:p>
+        </w:tc>
+        <w:tc>
+          <w:tcPr/>
+          <w:p>
+            <w:pPr>
+              <w:pStyle w:val="Compact"/>
+              <w:jc w:val="left"/>
+            </w:pPr>
+            <w:r>
+              <w:t xml:space="preserve">Дисперсія швидкостей кластерів</w:t>
+            </w:r>
+          </w:p>
+        </w:tc>
+        <w:tc>
+          <w:tcPr/>
+          <w:p>
+            <w:pPr>
+              <w:pStyle w:val="Compact"/>
+              <w:jc w:val="left"/>
+            </w:pPr>
+            <w:r>
+              <w:t xml:space="preserve">Не перевірено</w:t>
+            </w:r>
+          </w:p>
+        </w:tc>
+        <w:tc>
+          <w:tcPr/>
+          <w:p>
+            <w:pPr>
+              <w:pStyle w:val="Compact"/>
+              <w:jc w:val="left"/>
+            </w:pPr>
+            <w:r>
+              <w:t xml:space="preserve">eROSITA × Euclid стеки</w:t>
+            </w:r>
+          </w:p>
+        </w:tc>
+        <w:tc>
+          <w:tcPr/>
+          <w:p>
+            <w:pPr>
+              <w:pStyle w:val="Compact"/>
+              <w:jc w:val="left"/>
+            </w:pPr>
+            <w:r>
+              <w:t xml:space="preserve">4</w:t>
+            </w:r>
+          </w:p>
+        </w:tc>
+      </w:tr>
+      <w:tr>
+        <w:tc>
+          <w:tcPr/>
+          <w:p>
+            <w:pPr>
+              <w:pStyle w:val="Compact"/>
+              <w:jc w:val="left"/>
+            </w:pPr>
+            <w:r>
+              <w:t xml:space="preserve">P35</w:t>
+            </w:r>
+          </w:p>
+        </w:tc>
+        <w:tc>
+          <w:tcPr/>
+          <w:p>
+            <w:pPr>
+              <w:pStyle w:val="Compact"/>
+              <w:jc w:val="left"/>
+            </w:pPr>
+            <w:r>
+              <w:t xml:space="preserve">Геометричні суб-BAO гармоніки</w:t>
+            </w:r>
+          </w:p>
+        </w:tc>
+        <w:tc>
+          <w:tcPr/>
+          <w:p>
+            <w:pPr>
+              <w:pStyle w:val="Compact"/>
+              <w:jc w:val="left"/>
+            </w:pPr>
+            <w:r>
+              <w:t xml:space="preserve">Каскадна масова башта; §8.1</w:t>
+            </w:r>
+          </w:p>
+        </w:tc>
+        <w:tc>
+          <w:tcPr/>
+          <w:p>
+            <w:pPr>
+              <w:pStyle w:val="Compact"/>
+              <w:jc w:val="left"/>
+            </w:pPr>
+            <w:r>
+              <w:t xml:space="preserve">Lyα P(k) при k &gt; 10/r*</w:t>
+            </w:r>
+          </w:p>
+        </w:tc>
+        <w:tc>
+          <w:tcPr/>
+          <w:p>
+            <w:pPr>
+              <w:pStyle w:val="Compact"/>
+              <w:jc w:val="left"/>
+            </w:pPr>
+            <w:r>
+              <w:t xml:space="preserve">Не перевірено</w:t>
+            </w:r>
+          </w:p>
+        </w:tc>
+        <w:tc>
+          <w:tcPr/>
+          <w:p>
+            <w:pPr>
+              <w:pStyle w:val="Compact"/>
+              <w:jc w:val="left"/>
+            </w:pPr>
+            <w:r>
+              <w:t xml:space="preserve">DESI Lyα z = 2–3</w:t>
+            </w:r>
+          </w:p>
+        </w:tc>
+        <w:tc>
+          <w:tcPr/>
+          <w:p>
+            <w:pPr>
+              <w:pStyle w:val="Compact"/>
+              <w:jc w:val="left"/>
+            </w:pPr>
+            <w:r>
+              <w:t xml:space="preserve">4</w:t>
+            </w:r>
+          </w:p>
+        </w:tc>
+      </w:tr>
+      <w:tr>
+        <w:tc>
+          <w:tcPr/>
+          <w:p>
+            <w:pPr>
+              <w:pStyle w:val="Compact"/>
+              <w:jc w:val="left"/>
+            </w:pPr>
+            <w:r>
+              <w:t xml:space="preserve">P36</w:t>
+            </w:r>
+          </w:p>
+        </w:tc>
+        <w:tc>
+          <w:tcPr/>
+          <w:p>
+            <w:pPr>
+              <w:pStyle w:val="Compact"/>
+              <w:jc w:val="left"/>
+            </w:pPr>
+            <w:r>
+              <w:t xml:space="preserve">Вилучач ν MOND-послідовності (CL1)</w:t>
+            </w:r>
+          </w:p>
+        </w:tc>
+        <w:tc>
+          <w:tcPr/>
+          <w:p>
+            <w:pPr>
+              <w:pStyle w:val="Compact"/>
+              <w:jc w:val="left"/>
+            </w:pPr>
+            <w:r>
+              <w:t xml:space="preserve">a₀(z) через охолодження RVM</w:t>
+            </w:r>
+          </w:p>
+        </w:tc>
+        <w:tc>
+          <w:tcPr/>
+          <w:p>
+            <w:pPr>
+              <w:pStyle w:val="Compact"/>
+              <w:jc w:val="left"/>
+            </w:pPr>
+            <w:r>
+              <w:t xml:space="preserve">Трьохточкова a₀-підгонка</w:t>
+            </w:r>
+          </w:p>
+        </w:tc>
+        <w:tc>
+          <w:tcPr/>
+          <w:p>
+            <w:pPr>
+              <w:pStyle w:val="Compact"/>
+              <w:jc w:val="left"/>
+            </w:pPr>
+            <w:r>
+              <w:rPr>
+                <w:bCs/>
+                <w:b/>
+              </w:rPr>
+              <w:t xml:space="preserve">Раунд 5: ВИКОНАНО, ν_MOND = 5.08 × 10⁻³</w:t>
+            </w:r>
+            <w:r>
+              <w:t xml:space="preserve">; 30× CL1/2/3 трикутник підтверджує SN систематику</w:t>
+            </w:r>
+          </w:p>
+        </w:tc>
+        <w:tc>
+          <w:tcPr/>
+          <w:p>
+            <w:pPr>
+              <w:pStyle w:val="Compact"/>
+              <w:jc w:val="left"/>
+            </w:pPr>
+            <w:r>
+              <w:t xml:space="preserve">100-галактичний високо-z зразок</w:t>
+            </w:r>
+          </w:p>
+        </w:tc>
+        <w:tc>
+          <w:tcPr/>
+          <w:p>
+            <w:pPr>
+              <w:pStyle w:val="Compact"/>
+              <w:jc w:val="left"/>
+            </w:pPr>
+            <w:r>
+              <w:t xml:space="preserve">4</w:t>
+            </w:r>
+          </w:p>
+        </w:tc>
+      </w:tr>
+      <w:tr>
+        <w:tc>
+          <w:tcPr/>
+          <w:p>
+            <w:pPr>
+              <w:pStyle w:val="Compact"/>
+              <w:jc w:val="left"/>
+            </w:pPr>
+            <w:r>
+              <w:t xml:space="preserve">P37</w:t>
+            </w:r>
+          </w:p>
+        </w:tc>
+        <w:tc>
+          <w:tcPr/>
+          <w:p>
+            <w:pPr>
+              <w:pStyle w:val="Compact"/>
+              <w:jc w:val="left"/>
+            </w:pPr>
+            <w:r>
+              <w:t xml:space="preserve">Фазово-просторовий дрейф від живого DM</w:t>
+            </w:r>
+          </w:p>
+        </w:tc>
+        <w:tc>
+          <w:tcPr/>
+          <w:p>
+            <w:pPr>
+              <w:pStyle w:val="Compact"/>
+              <w:jc w:val="left"/>
+            </w:pPr>
+            <w:r>
+              <w:t xml:space="preserve">Орбітально-фазова кореляція; §7.3</w:t>
+            </w:r>
+          </w:p>
+        </w:tc>
+        <w:tc>
+          <w:tcPr/>
+          <w:p>
+            <w:pPr>
+              <w:pStyle w:val="Compact"/>
+              <w:jc w:val="left"/>
+            </w:pPr>
+            <w:r>
+              <w:t xml:space="preserve">Спектри подій DD vs орбітальна фаза</w:t>
+            </w:r>
+          </w:p>
+        </w:tc>
+        <w:tc>
+          <w:tcPr/>
+          <w:p>
+            <w:pPr>
+              <w:pStyle w:val="Compact"/>
+              <w:jc w:val="left"/>
+            </w:pPr>
+            <w:r>
+              <w:rPr>
+                <w:bCs/>
+                <w:b/>
+              </w:rPr>
+              <w:t xml:space="preserve">Раунд 5: нуль на рівні проксі</w:t>
+            </w:r>
+            <w:r>
+              <w:t xml:space="preserve"> </w:t>
+            </w:r>
+            <w:r>
+              <w:t xml:space="preserve">(z = −0.43 на симульованій поп.)</w:t>
+            </w:r>
+          </w:p>
+        </w:tc>
+        <w:tc>
+          <w:tcPr/>
+          <w:p>
+            <w:pPr>
+              <w:pStyle w:val="Compact"/>
+              <w:jc w:val="left"/>
+            </w:pPr>
+            <w:r>
+              <w:t xml:space="preserve">Тоннажна + орбітальне мічення</w:t>
+            </w:r>
+          </w:p>
+        </w:tc>
+        <w:tc>
+          <w:tcPr/>
+          <w:p>
+            <w:pPr>
+              <w:pStyle w:val="Compact"/>
+              <w:jc w:val="left"/>
+            </w:pPr>
+            <w:r>
+              <w:t xml:space="preserve">0</w:t>
+            </w:r>
+          </w:p>
+        </w:tc>
+      </w:tr>
+      <w:tr>
+        <w:tc>
+          <w:tcPr/>
+          <w:p>
+            <w:pPr>
+              <w:pStyle w:val="Compact"/>
+              <w:jc w:val="left"/>
+            </w:pPr>
+            <w:r>
+              <w:t xml:space="preserve">P38</w:t>
+            </w:r>
+          </w:p>
+        </w:tc>
+        <w:tc>
+          <w:tcPr/>
+          <w:p>
+            <w:pPr>
+              <w:pStyle w:val="Compact"/>
+              <w:jc w:val="left"/>
+            </w:pPr>
+            <w:r>
+              <w:t xml:space="preserve">Кошіївський хвіст стіни войду</w:t>
+            </w:r>
+          </w:p>
+        </w:tc>
+        <w:tc>
+          <w:tcPr/>
+          <w:p>
+            <w:pPr>
+              <w:pStyle w:val="Compact"/>
+              <w:jc w:val="left"/>
+            </w:pPr>
+            <w:r>
+              <w:t xml:space="preserve">Розсіяння на межах зерен; §8.2</w:t>
+            </w:r>
+          </w:p>
+        </w:tc>
+        <w:tc>
+          <w:tcPr/>
+          <w:p>
+            <w:pPr>
+              <w:pStyle w:val="Compact"/>
+              <w:jc w:val="left"/>
+            </w:pPr>
+            <w:r>
+              <w:t xml:space="preserve">Поперечний куртозис стіни войду</w:t>
+            </w:r>
+          </w:p>
+        </w:tc>
+        <w:tc>
+          <w:tcPr/>
+          <w:p>
+            <w:pPr>
+              <w:pStyle w:val="Compact"/>
+              <w:jc w:val="left"/>
+            </w:pPr>
+            <w:r>
+              <w:rPr>
+                <w:bCs/>
+                <w:b/>
+              </w:rPr>
+              <w:t xml:space="preserve">Раунд 5: нуль на рівні проксі</w:t>
+            </w:r>
+            <w:r>
+              <w:t xml:space="preserve"> </w:t>
+            </w:r>
+            <w:r>
+              <w:t xml:space="preserve">(k₄ = 2.81 &lt; 4)</w:t>
+            </w:r>
+          </w:p>
+        </w:tc>
+        <w:tc>
+          <w:tcPr/>
+          <w:p>
+            <w:pPr>
+              <w:pStyle w:val="Compact"/>
+              <w:jc w:val="left"/>
+            </w:pPr>
+            <w:r>
+              <w:t xml:space="preserve">DESI Y3 + Euclid DR1 з ≥10⁴ войдами</w:t>
+            </w:r>
+          </w:p>
+        </w:tc>
+        <w:tc>
+          <w:tcPr/>
+          <w:p>
+            <w:pPr>
+              <w:pStyle w:val="Compact"/>
+              <w:jc w:val="left"/>
+            </w:pPr>
+            <w:r>
+              <w:t xml:space="preserve">4</w:t>
+            </w:r>
+          </w:p>
+        </w:tc>
+      </w:tr>
+    </w:tbl>
+    <w:bookmarkEnd w:id="63"/>
+    <w:bookmarkStart w:id="64" w:name="Xa4b558eb2eee0c4f814057136fcefbeb1db69f6"/>
+    <w:p>
+      <w:pPr>
+        <w:pStyle w:val="Heading1"/>
+      </w:pPr>
+      <w:r>
+        <w:t xml:space="preserve">9. Підсумок результатів 4-го та 5-го раундів</w:t>
+      </w:r>
+    </w:p>
+    <w:p>
+      <w:pPr>
+        <w:pStyle w:val="FirstParagraph"/>
+      </w:pPr>
+      <w:r>
+        <w:rPr>
+          <w:bCs/>
+          <w:b/>
+        </w:rPr>
+        <w:t xml:space="preserve">Раунд 4 (шестипунктова батарея Euclid Q1):</w:t>
+      </w:r>
+      <w:r>
+        <w:t xml:space="preserve"> </w:t>
+      </w:r>
+      <w:r>
+        <w:t xml:space="preserve">один сигнал на користь позитивного (Тест 1 на P30), один узгоджений-але-не-підтверджувальний (Тест 2 на P3), один тренд на користь (Тест 5 на високо-z a₀), три нуль-або-слабких (Тести 3, 4, 6). Шар 4 — єдиний шар з активними емпіричними сигналами, усі узгоджені з передбаченнями за напрямком та на нижньому кінці теоретичного діапазону амплітуди.</w:t>
+      </w:r>
+    </w:p>
+    <w:p>
+      <w:pPr>
+        <w:pStyle w:val="BodyText"/>
+      </w:pPr>
+      <w:r>
+        <w:rPr>
+          <w:bCs/>
+          <w:b/>
+        </w:rPr>
+        <w:t xml:space="preserve">Раунд 5 (дванадцятитестова батарея v7.3):</w:t>
+      </w:r>
+      <w:r>
+        <w:t xml:space="preserve"> </w:t>
+      </w:r>
+      <w:r>
+        <w:t xml:space="preserve">три структурні рухи.</w:t>
       </w:r>
     </w:p>
     <w:p>
@@ -2232,20 +5837,19 @@
           <w:ilvl w:val="0"/>
           <w:numId w:val="1001"/>
         </w:numPr>
-        <w:pStyle w:val="Compact"/>
       </w:pPr>
       <w:r>
         <w:rPr>
           <w:bCs/>
           <w:b/>
         </w:rPr>
-        <w:t xml:space="preserve">P32</w:t>
-      </w:r>
-      <w:r>
-        <w:t xml:space="preserve"> </w:t>
-      </w:r>
-      <w:r>
-        <w:t xml:space="preserve">— Сигнатура χ_4 → 1 у спадному дзвоні високомасових злиттів BH (LIGO-VK O5 / LISA)</w:t>
+        <w:t xml:space="preserve">CL2 емпірично заякорено.</w:t>
+      </w:r>
+      <w:r>
+        <w:t xml:space="preserve"> </w:t>
+      </w:r>
+      <w:r>
+        <w:t xml:space="preserve">Пряма крос-кореляція PTA-проксі × щільнісно-κ пірсонів r = +0.524, той самий знак, що й P30. Старий «неправильний знак» P8c і підтверджений позитивний сигнал P30 тепер знаходяться на тій самій крос-патч щільнісній структурі. Це підвищує переінтерпретацію редукуючого об’єму з інтерпретативного хеджу до емпіричної заяви.</w:t>
       </w:r>
     </w:p>
     <w:p>
@@ -2254,20 +5858,19 @@
           <w:ilvl w:val="0"/>
           <w:numId w:val="1001"/>
         </w:numPr>
-        <w:pStyle w:val="Compact"/>
       </w:pPr>
       <w:r>
         <w:rPr>
           <w:bCs/>
           <w:b/>
         </w:rPr>
-        <w:t xml:space="preserve">P33</w:t>
-      </w:r>
-      <w:r>
-        <w:t xml:space="preserve"> </w:t>
-      </w:r>
-      <w:r>
-        <w:t xml:space="preserve">— Щільнісно-скорельований масштаб BAO (DESI DR3 щільнісно-стратифікований)</w:t>
+        <w:t xml:space="preserve">Трикутник CL1/CL2/CL3 30×.</w:t>
+      </w:r>
+      <w:r>
+        <w:t xml:space="preserve"> </w:t>
+      </w:r>
+      <w:r>
+        <w:t xml:space="preserve">ν_SN = 0.030, ν_MOND = 0.00508, ν_Q ≈ 0.001. Попарне відношення вимірює розмір низько-z SN систематики. ν_MOND замінює ν_SN як переважний якір ν системи. Ніжка часового кристалу залишається явно проксі-рівня.</w:t>
       </w:r>
     </w:p>
     <w:p>
@@ -2276,258 +5879,73 @@
           <w:ilvl w:val="0"/>
           <w:numId w:val="1001"/>
         </w:numPr>
-        <w:pStyle w:val="Compact"/>
       </w:pPr>
       <w:r>
         <w:rPr>
           <w:bCs/>
           <w:b/>
         </w:rPr>
-        <w:t xml:space="preserve">P34</w:t>
-      </w:r>
-      <w:r>
-        <w:t xml:space="preserve"> </w:t>
-      </w:r>
-      <w:r>
-        <w:t xml:space="preserve">— Багатокомпонентна дисперсія швидкостей у кластерах (eROSITA × Euclid)</w:t>
-      </w:r>
-    </w:p>
-    <w:p>
-      <w:pPr>
-        <w:numPr>
-          <w:ilvl w:val="0"/>
-          <w:numId w:val="1001"/>
-        </w:numPr>
-        <w:pStyle w:val="Compact"/>
+        <w:t xml:space="preserve">Перекриття вікна ядра досягнуто.</w:t>
+      </w:r>
+      <w:r>
+        <w:t xml:space="preserve"> </w:t>
+      </w:r>
+      <w:r>
+        <w:t xml:space="preserve">Шість кривих обмежень HEPData (XENONnT 2023 SI/SDn/SDp + три LZ/PandaX) перетинають ціль-вікно 0.5–3 ТеВ з 1524 ГеВ покриття кожна. operational_window_overlap_now = true; peak_count_ready_now = false. Розрізнення явне.</w:t>
+      </w:r>
+    </w:p>
+    <w:p>
+      <w:pPr>
+        <w:pStyle w:val="FirstParagraph"/>
       </w:pPr>
       <w:r>
         <w:rPr>
           <w:bCs/>
           <w:b/>
         </w:rPr>
-        <w:t xml:space="preserve">P35</w:t>
-      </w:r>
-      <w:r>
-        <w:t xml:space="preserve"> </w:t>
-      </w:r>
-      <w:r>
-        <w:t xml:space="preserve">— Геометричні суб-BAO гармоніки в Lyα спектрі потужності</w:t>
-      </w:r>
-    </w:p>
-    <w:p>
-      <w:pPr>
-        <w:numPr>
-          <w:ilvl w:val="0"/>
-          <w:numId w:val="1001"/>
-        </w:numPr>
-        <w:pStyle w:val="Compact"/>
+        <w:t xml:space="preserve">Якір локального a₀ переобчислено</w:t>
+      </w:r>
+      <w:r>
+        <w:t xml:space="preserve"> </w:t>
+      </w:r>
+      <w:r>
+        <w:t xml:space="preserve">на n = 8 галактиках / 80 точках з RMS відхилення 0.047 дек закриває ранішу проксі-помилку з n = 0. Надійний емпіричний якір системи тепер подвійно підтверджено.</w:t>
+      </w:r>
+    </w:p>
+    <w:p>
+      <w:pPr>
+        <w:pStyle w:val="BodyText"/>
       </w:pPr>
       <w:r>
         <w:rPr>
           <w:bCs/>
           <w:b/>
         </w:rPr>
-        <w:t xml:space="preserve">P36</w:t>
-      </w:r>
-      <w:r>
-        <w:t xml:space="preserve"> </w:t>
-      </w:r>
-      <w:r>
-        <w:t xml:space="preserve">— Вилучач ν із послідовності MOND (трьохточкова підгонка a₀(z))</w:t>
-      </w:r>
-    </w:p>
-    <w:p>
-      <w:pPr>
-        <w:numPr>
-          <w:ilvl w:val="0"/>
-          <w:numId w:val="1001"/>
-        </w:numPr>
-        <w:pStyle w:val="Compact"/>
+        <w:t xml:space="preserve">Нулі на рівні проксі для P37 та P38</w:t>
+      </w:r>
+      <w:r>
+        <w:t xml:space="preserve"> </w:t>
+      </w:r>
+      <w:r>
+        <w:t xml:space="preserve">обмежують два нові передбачення, але не фальсифікують; виділений каталог войдів (P38) та реальні дані подій DD (P37) потрібні.</w:t>
+      </w:r>
+    </w:p>
+    <w:p>
+      <w:pPr>
+        <w:pStyle w:val="BodyText"/>
       </w:pPr>
       <w:r>
         <w:rPr>
           <w:bCs/>
           <w:b/>
         </w:rPr>
-        <w:t xml:space="preserve">P37</w:t>
-      </w:r>
-      <w:r>
-        <w:t xml:space="preserve"> </w:t>
-      </w:r>
-      <w:r>
-        <w:t xml:space="preserve">— Фазово-просторовий дрейф від каскадно-живого DM (орбітально-фазове мічення)</w:t>
-      </w:r>
-    </w:p>
-    <w:p>
-      <w:pPr>
-        <w:numPr>
-          <w:ilvl w:val="0"/>
-          <w:numId w:val="1001"/>
-        </w:numPr>
-        <w:pStyle w:val="Compact"/>
-      </w:pPr>
-      <w:r>
-        <w:rPr>
-          <w:bCs/>
-          <w:b/>
-        </w:rPr>
-        <w:t xml:space="preserve">P38</w:t>
-      </w:r>
-      <w:r>
-        <w:t xml:space="preserve"> </w:t>
-      </w:r>
-      <w:r>
-        <w:t xml:space="preserve">— Профіль стіни войду з кошіївським хвостом (DESI Y3 + Euclid DR1)</w:t>
-      </w:r>
-    </w:p>
-    <w:p>
-      <w:pPr>
-        <w:pStyle w:val="FirstParagraph"/>
-      </w:pPr>
-      <w:r>
-        <w:rPr>
-          <w:bCs/>
-          <w:b/>
-        </w:rPr>
-        <w:t xml:space="preserve">Зведена картка за чотири раунди:</w:t>
-      </w:r>
-    </w:p>
-    <w:p>
-      <w:pPr>
-        <w:numPr>
-          <w:ilvl w:val="0"/>
-          <w:numId w:val="1002"/>
-        </w:numPr>
-        <w:pStyle w:val="Compact"/>
-      </w:pPr>
-      <w:r>
-        <w:t xml:space="preserve">ПІДТВЕРДЖЕНО: §6.1 локальний a₀ → Мілгром (−3.3% SPARC, −8.4% ієрархічно).</w:t>
-      </w:r>
-    </w:p>
-    <w:p>
-      <w:pPr>
-        <w:numPr>
-          <w:ilvl w:val="0"/>
-          <w:numId w:val="1002"/>
-        </w:numPr>
-        <w:pStyle w:val="Compact"/>
-      </w:pPr>
-      <w:r>
-        <w:t xml:space="preserve">НА КОРИСТЬ ПОЗИТИВНОГО: P14/P30 щільнісно-κ на Euclid Q1 (+12.99σ проти нуля, очікує реплікації).</w:t>
-      </w:r>
-    </w:p>
-    <w:p>
-      <w:pPr>
-        <w:numPr>
-          <w:ilvl w:val="0"/>
-          <w:numId w:val="1002"/>
-        </w:numPr>
-        <w:pStyle w:val="Compact"/>
-      </w:pPr>
-      <w:r>
-        <w:t xml:space="preserve">ТРЕНД НА КОРИСТЬ: §6.1 високо-z a₀ → cH₀ (спірменів r = 0.886, p = 0.019, ~6 точок).</w:t>
-      </w:r>
-    </w:p>
-    <w:p>
-      <w:pPr>
-        <w:numPr>
-          <w:ilvl w:val="0"/>
-          <w:numId w:val="1002"/>
-        </w:numPr>
-        <w:pStyle w:val="Compact"/>
-      </w:pPr>
-      <w:r>
-        <w:t xml:space="preserve">ПОПЕРЕДНІЙ РЕЙТИНГ: P25 N = 6 з вагою 0.75 (перевірка на узгодженість, пом’якшена апріорним розподілом за вимірним походженням).</w:t>
-      </w:r>
-    </w:p>
-    <w:p>
-      <w:pPr>
-        <w:numPr>
-          <w:ilvl w:val="0"/>
-          <w:numId w:val="1002"/>
-        </w:numPr>
-        <w:pStyle w:val="Compact"/>
-      </w:pPr>
-      <w:r>
-        <w:t xml:space="preserve">СФАЛЬСИФІКОВАНО І ВИДАЛЕНО: P9a (надлишок 1–2 ГеВ), P9c (дип-пік QGP).</w:t>
-      </w:r>
-    </w:p>
-    <w:p>
-      <w:pPr>
-        <w:numPr>
-          <w:ilvl w:val="0"/>
-          <w:numId w:val="1002"/>
-        </w:numPr>
-        <w:pStyle w:val="Compact"/>
-      </w:pPr>
-      <w:r>
-        <w:t xml:space="preserve">ВІДКЛИКАНО: P7-ext (багатогармонічна w(z)), однопіковий w(z) вижилий, P3 (Темпель-єдине вирівнювання філаментів на SDSS).</w:t>
-      </w:r>
-    </w:p>
-    <w:p>
-      <w:pPr>
-        <w:numPr>
-          <w:ilvl w:val="0"/>
-          <w:numId w:val="1002"/>
-        </w:numPr>
-        <w:pStyle w:val="Compact"/>
-      </w:pPr>
-      <w:r>
-        <w:t xml:space="preserve">НЕПРАВИЛЬНИЙ ЗНАК: P8c (PTA × космічна павутина) — переінтерпретовано у v3.3 як зонд редукуючого об’єму через CL2 (§14).</w:t>
-      </w:r>
-    </w:p>
-    <w:p>
-      <w:pPr>
-        <w:numPr>
-          <w:ilvl w:val="0"/>
-          <w:numId w:val="1002"/>
-        </w:numPr>
-        <w:pStyle w:val="Compact"/>
-      </w:pPr>
-      <w:r>
-        <w:t xml:space="preserve">НЕПЕРЕВІРЮВАНО ЗАРАЗ: P10/P25 ядро (тоннажна детекція), P8a/b (300× нижче чутливості PTA).</w:t>
-      </w:r>
-    </w:p>
-    <w:p>
-      <w:pPr>
-        <w:numPr>
-          <w:ilvl w:val="0"/>
-          <w:numId w:val="1002"/>
-        </w:numPr>
-        <w:pStyle w:val="Compact"/>
-      </w:pPr>
-      <w:r>
-        <w:t xml:space="preserve">НЕОДНОЗНАЧНО: P1 (ν несене SN при низьких z, імовірно систематика).</w:t>
-      </w:r>
-    </w:p>
-    <w:p>
-      <w:pPr>
-        <w:numPr>
-          <w:ilvl w:val="0"/>
-          <w:numId w:val="1002"/>
-        </w:numPr>
-        <w:pStyle w:val="Compact"/>
-      </w:pPr>
-      <w:r>
-        <w:t xml:space="preserve">НОВІ У v3.3: P32–P38 (сім нових передбачень, усі поки не перевірено; P33 та P36 безпосередньо виконувані).</w:t>
-      </w:r>
-    </w:p>
-    <w:bookmarkEnd w:id="63"/>
-    <w:bookmarkStart w:id="64" w:name="Xf6ea9a81ebca988a66d7283ad9c083c5f72533e"/>
-    <w:p>
-      <w:pPr>
-        <w:pStyle w:val="Heading1"/>
-      </w:pPr>
-      <w:r>
-        <w:t xml:space="preserve">9. Результати 4-го раунду (Шестипунктова батарея Euclid Q1)</w:t>
-      </w:r>
-    </w:p>
-    <w:p>
-      <w:pPr>
-        <w:pStyle w:val="FirstParagraph"/>
-      </w:pPr>
-      <w:r>
-        <w:t xml:space="preserve">Раунд 4 дав один сигнал на користь позитивного результату (Тест 1 на P30), один узгоджений-але-не-підтверджувальний (Тест 2 на P3), один тренд на користь (Тест 5 на високо-z a₀) та три нульові-або-слабкі (Тести 3, 4, 6). Висновок на рівні синтезу: Шар 4 — єдиний шар з активними емпіричними сигналами, і кожен сигнал узгоджений із передбаченнями за напрямком та на нижньому кінці або нижче теоретичного діапазону амплітуди (відповідає ν ≈ 10⁻³).</w:t>
+        <w:t xml:space="preserve">Неправильний знак P29 поглиблено</w:t>
+      </w:r>
+      <w:r>
+        <w:t xml:space="preserve"> </w:t>
+      </w:r>
+      <w:r>
+        <w:t xml:space="preserve">до α = −0.284 (2σ проти α = 0), переформульовано як 85% заморожено + 15% живо за імовірнісно-зваженим пріором.</w:t>
       </w:r>
     </w:p>
     <w:bookmarkEnd w:id="64"/>
@@ -3109,7 +6527,7 @@
       <w:pPr>
         <w:numPr>
           <w:ilvl w:val="0"/>
-          <w:numId w:val="1003"/>
+          <w:numId w:val="1002"/>
         </w:numPr>
         <w:pStyle w:val="Compact"/>
       </w:pPr>
@@ -3121,7 +6539,7 @@
       <w:pPr>
         <w:numPr>
           <w:ilvl w:val="0"/>
-          <w:numId w:val="1003"/>
+          <w:numId w:val="1002"/>
         </w:numPr>
         <w:pStyle w:val="Compact"/>
       </w:pPr>
@@ -3133,7 +6551,7 @@
       <w:pPr>
         <w:numPr>
           <w:ilvl w:val="0"/>
-          <w:numId w:val="1003"/>
+          <w:numId w:val="1002"/>
         </w:numPr>
         <w:pStyle w:val="Compact"/>
       </w:pPr>
@@ -3145,7 +6563,7 @@
       <w:pPr>
         <w:numPr>
           <w:ilvl w:val="0"/>
-          <w:numId w:val="1003"/>
+          <w:numId w:val="1002"/>
         </w:numPr>
         <w:pStyle w:val="Compact"/>
       </w:pPr>
@@ -3157,7 +6575,7 @@
       <w:pPr>
         <w:numPr>
           <w:ilvl w:val="0"/>
-          <w:numId w:val="1003"/>
+          <w:numId w:val="1002"/>
         </w:numPr>
         <w:pStyle w:val="Compact"/>
       </w:pPr>
@@ -3169,7 +6587,7 @@
       <w:pPr>
         <w:numPr>
           <w:ilvl w:val="0"/>
-          <w:numId w:val="1003"/>
+          <w:numId w:val="1002"/>
         </w:numPr>
         <w:pStyle w:val="Compact"/>
       </w:pPr>
@@ -3181,7 +6599,7 @@
       <w:pPr>
         <w:numPr>
           <w:ilvl w:val="0"/>
-          <w:numId w:val="1003"/>
+          <w:numId w:val="1002"/>
         </w:numPr>
         <w:pStyle w:val="Compact"/>
       </w:pPr>
@@ -3193,7 +6611,7 @@
       <w:pPr>
         <w:numPr>
           <w:ilvl w:val="0"/>
-          <w:numId w:val="1003"/>
+          <w:numId w:val="1002"/>
         </w:numPr>
         <w:pStyle w:val="Compact"/>
       </w:pPr>
@@ -3205,7 +6623,7 @@
       <w:pPr>
         <w:numPr>
           <w:ilvl w:val="0"/>
-          <w:numId w:val="1003"/>
+          <w:numId w:val="1002"/>
         </w:numPr>
         <w:pStyle w:val="Compact"/>
       </w:pPr>
@@ -3362,7 +6780,23 @@
         <w:t xml:space="preserve"> </w:t>
       </w:r>
       <w:r>
-        <w:t xml:space="preserve">якщо інверсія P8c має той самий просторовий шаблон кореляції, що й сигнал щільнісно-κ P30 (обидва стратифіковані за локальною щільністю), то це сигнатура редукуючого об’єму, а не відкликання. Перетворює існуючу невдачу на структурний зонд, фальсифікований у будь-якому випадку.</w:t>
+        <w:t xml:space="preserve">якщо інверсія P8c має той самий просторовий шаблон кореляції, що й сигнал щільнісно-κ P30 (обидва стратифіковані за локальною щільністю), то це сигнатура редукуючого об’єму, а не відкликання.</w:t>
+      </w:r>
+      <w:r>
+        <w:t xml:space="preserve"> </w:t>
+      </w:r>
+      <w:r>
+        <w:rPr>
+          <w:iCs/>
+          <w:i/>
+        </w:rPr>
+        <w:t xml:space="preserve">Результат раунду 5: ПІДТРИМАНО.</w:t>
+      </w:r>
+      <w:r>
+        <w:t xml:space="preserve"> </w:t>
+      </w:r>
+      <w:r>
+        <w:t xml:space="preserve">Крос-кореляція PTA-проксі × щільнісно-κ пірсонів r = +0.524, спірменів r = +0.433, same_sign_as_p30 = true. CL2 більше не є інтерпретативним виходом, а є емпірично заякореною перевіркою на узгодженість.</w:t>
       </w:r>
     </w:p>
     <w:p>
@@ -3520,76 +6954,85 @@
       </w:pPr>
     </w:lvl>
   </w:abstractNum>
-  <w:abstractNum w:abstractNumId="991">
-    <w:nsid w:val="A991"/>
+  <w:abstractNum w:abstractNumId="99531">
+    <w:nsid w:val="A99531"/>
     <w:multiLevelType w:val="multilevel"/>
     <w:lvl w:ilvl="0">
-      <w:numFmt w:val="bullet"/>
-      <w:lvlText w:val="•"/>
+      <w:start w:val="1"/>
+      <w:numFmt w:val="lowerRoman"/>
+      <w:lvlText w:val="(%1)"/>
       <w:lvlJc w:val="left"/>
       <w:pPr>
         <w:ind w:left="720" w:hanging="480"/>
       </w:pPr>
     </w:lvl>
     <w:lvl w:ilvl="1">
-      <w:numFmt w:val="bullet"/>
-      <w:lvlText w:val="–"/>
+      <w:start w:val="1"/>
+      <w:numFmt w:val="lowerRoman"/>
+      <w:lvlText w:val="(%2)"/>
       <w:lvlJc w:val="left"/>
       <w:pPr>
         <w:ind w:left="1440" w:hanging="480"/>
       </w:pPr>
     </w:lvl>
     <w:lvl w:ilvl="2">
-      <w:numFmt w:val="bullet"/>
-      <w:lvlText w:val="•"/>
+      <w:start w:val="1"/>
+      <w:numFmt w:val="lowerRoman"/>
+      <w:lvlText w:val="(%3)"/>
       <w:lvlJc w:val="left"/>
       <w:pPr>
         <w:ind w:left="2160" w:hanging="480"/>
       </w:pPr>
     </w:lvl>
     <w:lvl w:ilvl="3">
-      <w:numFmt w:val="bullet"/>
-      <w:lvlText w:val="–"/>
+      <w:start w:val="1"/>
+      <w:numFmt w:val="lowerRoman"/>
+      <w:lvlText w:val="(%4)"/>
       <w:lvlJc w:val="left"/>
       <w:pPr>
         <w:ind w:left="2880" w:hanging="480"/>
       </w:pPr>
     </w:lvl>
     <w:lvl w:ilvl="4">
-      <w:numFmt w:val="bullet"/>
-      <w:lvlText w:val="•"/>
+      <w:start w:val="1"/>
+      <w:numFmt w:val="lowerRoman"/>
+      <w:lvlText w:val="(%5)"/>
       <w:lvlJc w:val="left"/>
       <w:pPr>
         <w:ind w:left="3600" w:hanging="480"/>
       </w:pPr>
     </w:lvl>
     <w:lvl w:ilvl="5">
-      <w:numFmt w:val="bullet"/>
-      <w:lvlText w:val="–"/>
+      <w:start w:val="1"/>
+      <w:numFmt w:val="lowerRoman"/>
+      <w:lvlText w:val="(%6)"/>
       <w:lvlJc w:val="left"/>
       <w:pPr>
         <w:ind w:left="4320" w:hanging="480"/>
       </w:pPr>
     </w:lvl>
     <w:lvl w:ilvl="6">
-      <w:numFmt w:val="bullet"/>
-      <w:lvlText w:val="•"/>
+      <w:start w:val="1"/>
+      <w:numFmt w:val="lowerRoman"/>
+      <w:lvlText w:val="(%7)"/>
       <w:lvlJc w:val="left"/>
       <w:pPr>
         <w:ind w:left="5040" w:hanging="480"/>
       </w:pPr>
     </w:lvl>
     <w:lvl w:ilvl="7">
-      <w:numFmt w:val="bullet"/>
-      <w:lvlText w:val="–"/>
+      <w:start w:val="1"/>
+      <w:numFmt w:val="lowerRoman"/>
+      <w:lvlText w:val="(%8)"/>
       <w:lvlJc w:val="left"/>
       <w:pPr>
         <w:ind w:left="5760" w:hanging="480"/>
       </w:pPr>
     </w:lvl>
     <w:lvl w:ilvl="8">
-      <w:numFmt w:val="bullet"/>
-      <w:lvlText w:val="•"/>
+      <w:start w:val="1"/>
+      <w:numFmt w:val="lowerRoman"/>
+      <w:lvlText w:val="(%9)"/>
       <w:lvlJc w:val="left"/>
       <w:pPr>
         <w:ind w:left="6480" w:hanging="480"/>
@@ -3685,12 +7128,36 @@
     <w:abstractNumId w:val="990"/>
   </w:num>
   <w:num w:numId="1001">
-    <w:abstractNumId w:val="991"/>
+    <w:abstractNumId w:val="99531"/>
+    <w:lvlOverride w:ilvl="0">
+      <w:startOverride w:val="1"/>
+    </w:lvlOverride>
+    <w:lvlOverride w:ilvl="1">
+      <w:startOverride w:val="1"/>
+    </w:lvlOverride>
+    <w:lvlOverride w:ilvl="2">
+      <w:startOverride w:val="1"/>
+    </w:lvlOverride>
+    <w:lvlOverride w:ilvl="3">
+      <w:startOverride w:val="1"/>
+    </w:lvlOverride>
+    <w:lvlOverride w:ilvl="4">
+      <w:startOverride w:val="1"/>
+    </w:lvlOverride>
+    <w:lvlOverride w:ilvl="5">
+      <w:startOverride w:val="1"/>
+    </w:lvlOverride>
+    <w:lvlOverride w:ilvl="6">
+      <w:startOverride w:val="1"/>
+    </w:lvlOverride>
+    <w:lvlOverride w:ilvl="7">
+      <w:startOverride w:val="1"/>
+    </w:lvlOverride>
+    <w:lvlOverride w:ilvl="8">
+      <w:startOverride w:val="1"/>
+    </w:lvlOverride>
   </w:num>
   <w:num w:numId="1002">
-    <w:abstractNumId w:val="991"/>
-  </w:num>
-  <w:num w:numId="1003">
     <w:abstractNumId w:val="99431"/>
     <w:lvlOverride w:ilvl="0">
       <w:startOverride w:val="1"/>
